--- a/13.misc concepts/DB-related configh2,mysql install.docx
+++ b/13.misc concepts/DB-related configh2,mysql install.docx
@@ -96,7 +96,6 @@
         </w:rPr>
         <w:t>&lt;</w:t>
       </w:r>
-      <w:proofErr w:type="gramStart"/>
       <w:r>
         <w:rPr>
           <w:rFonts w:ascii="Courier New" w:eastAsia="Times New Roman" w:hAnsi="Courier New" w:cs="Courier New"/>
@@ -107,7 +106,6 @@
         </w:rPr>
         <w:t>dependency</w:t>
       </w:r>
-      <w:proofErr w:type="gramEnd"/>
       <w:r>
         <w:rPr>
           <w:rFonts w:ascii="Courier New" w:eastAsia="Times New Roman" w:hAnsi="Courier New" w:cs="Courier New"/>
@@ -129,7 +127,6 @@
         <w:br/>
         <w:t xml:space="preserve">   &lt;</w:t>
       </w:r>
-      <w:proofErr w:type="spellStart"/>
       <w:r>
         <w:rPr>
           <w:rFonts w:ascii="Courier New" w:eastAsia="Times New Roman" w:hAnsi="Courier New" w:cs="Courier New"/>
@@ -140,7 +137,6 @@
         </w:rPr>
         <w:t>groupId</w:t>
       </w:r>
-      <w:proofErr w:type="spellEnd"/>
       <w:r>
         <w:rPr>
           <w:rFonts w:ascii="Courier New" w:eastAsia="Times New Roman" w:hAnsi="Courier New" w:cs="Courier New"/>
@@ -151,7 +147,6 @@
         </w:rPr>
         <w:t>&gt;com.h2database&lt;/</w:t>
       </w:r>
-      <w:proofErr w:type="spellStart"/>
       <w:r>
         <w:rPr>
           <w:rFonts w:ascii="Courier New" w:eastAsia="Times New Roman" w:hAnsi="Courier New" w:cs="Courier New"/>
@@ -162,7 +157,6 @@
         </w:rPr>
         <w:t>groupId</w:t>
       </w:r>
-      <w:proofErr w:type="spellEnd"/>
       <w:r>
         <w:rPr>
           <w:rFonts w:ascii="Courier New" w:eastAsia="Times New Roman" w:hAnsi="Courier New" w:cs="Courier New"/>
@@ -184,7 +178,6 @@
         <w:br/>
         <w:t xml:space="preserve">   &lt;</w:t>
       </w:r>
-      <w:proofErr w:type="spellStart"/>
       <w:r>
         <w:rPr>
           <w:rFonts w:ascii="Courier New" w:eastAsia="Times New Roman" w:hAnsi="Courier New" w:cs="Courier New"/>
@@ -195,7 +188,6 @@
         </w:rPr>
         <w:t>artifactId</w:t>
       </w:r>
-      <w:proofErr w:type="spellEnd"/>
       <w:r>
         <w:rPr>
           <w:rFonts w:ascii="Courier New" w:eastAsia="Times New Roman" w:hAnsi="Courier New" w:cs="Courier New"/>
@@ -206,7 +198,6 @@
         </w:rPr>
         <w:t>&gt;h2&lt;/</w:t>
       </w:r>
-      <w:proofErr w:type="spellStart"/>
       <w:r>
         <w:rPr>
           <w:rFonts w:ascii="Courier New" w:eastAsia="Times New Roman" w:hAnsi="Courier New" w:cs="Courier New"/>
@@ -217,7 +208,6 @@
         </w:rPr>
         <w:t>artifactId</w:t>
       </w:r>
-      <w:proofErr w:type="spellEnd"/>
       <w:r>
         <w:rPr>
           <w:rFonts w:ascii="Courier New" w:eastAsia="Times New Roman" w:hAnsi="Courier New" w:cs="Courier New"/>
@@ -467,29 +457,7 @@
           <w:szCs w:val="20"/>
           <w:lang w:eastAsia="en-IN"/>
         </w:rPr>
-        <w:t xml:space="preserve">Only when this jar is and data </w:t>
-      </w:r>
-      <w:proofErr w:type="spellStart"/>
-      <w:r>
-        <w:rPr>
-          <w:rFonts w:ascii="Bahnschrift" w:eastAsia="Times New Roman" w:hAnsi="Bahnschrift" w:cs="Courier New"/>
-          <w:color w:val="080808"/>
-          <w:sz w:val="32"/>
-          <w:szCs w:val="20"/>
-          <w:lang w:eastAsia="en-IN"/>
-        </w:rPr>
-        <w:t>jpa</w:t>
-      </w:r>
-      <w:proofErr w:type="spellEnd"/>
-      <w:r>
-        <w:rPr>
-          <w:rFonts w:ascii="Bahnschrift" w:eastAsia="Times New Roman" w:hAnsi="Bahnschrift" w:cs="Courier New"/>
-          <w:color w:val="080808"/>
-          <w:sz w:val="32"/>
-          <w:szCs w:val="20"/>
-          <w:lang w:eastAsia="en-IN"/>
-        </w:rPr>
-        <w:t xml:space="preserve"> jar is also mandatory from which H2Dialect will comes</w:t>
+        <w:t>Only when this jar is and data jpa jar is also mandatory from which H2Dialect will comes</w:t>
       </w:r>
     </w:p>
     <w:p>
@@ -545,29 +513,7 @@
           <w:szCs w:val="20"/>
           <w:lang w:eastAsia="en-IN"/>
         </w:rPr>
-        <w:t xml:space="preserve"> data </w:t>
-      </w:r>
-      <w:proofErr w:type="spellStart"/>
-      <w:r>
-        <w:rPr>
-          <w:rFonts w:ascii="Bahnschrift" w:eastAsia="Times New Roman" w:hAnsi="Bahnschrift" w:cs="Courier New"/>
-          <w:color w:val="080808"/>
-          <w:sz w:val="32"/>
-          <w:szCs w:val="20"/>
-          <w:lang w:eastAsia="en-IN"/>
-        </w:rPr>
-        <w:t>jpa</w:t>
-      </w:r>
-      <w:proofErr w:type="spellEnd"/>
-      <w:r>
-        <w:rPr>
-          <w:rFonts w:ascii="Bahnschrift" w:eastAsia="Times New Roman" w:hAnsi="Bahnschrift" w:cs="Courier New"/>
-          <w:color w:val="080808"/>
-          <w:sz w:val="32"/>
-          <w:szCs w:val="20"/>
-          <w:lang w:eastAsia="en-IN"/>
-        </w:rPr>
-        <w:t xml:space="preserve"> jar is also present</w:t>
+        <w:t xml:space="preserve"> data jpa jar is also present</w:t>
       </w:r>
     </w:p>
     <w:p>
@@ -586,7 +532,6 @@
         </w:rPr>
         <w:t>&lt;</w:t>
       </w:r>
-      <w:proofErr w:type="gramStart"/>
       <w:r>
         <w:rPr>
           <w:color w:val="0033B3"/>
@@ -594,7 +539,6 @@
         </w:rPr>
         <w:t>dependency</w:t>
       </w:r>
-      <w:proofErr w:type="gramEnd"/>
       <w:r>
         <w:rPr>
           <w:color w:val="080808"/>
@@ -610,7 +554,6 @@
         <w:br/>
         <w:t xml:space="preserve">   &lt;</w:t>
       </w:r>
-      <w:proofErr w:type="spellStart"/>
       <w:r>
         <w:rPr>
           <w:color w:val="0033B3"/>
@@ -618,31 +561,13 @@
         </w:rPr>
         <w:t>groupId</w:t>
       </w:r>
-      <w:proofErr w:type="spellEnd"/>
-      <w:r>
-        <w:rPr>
-          <w:color w:val="080808"/>
-          <w:sz w:val="24"/>
-        </w:rPr>
-        <w:t>&gt;</w:t>
-      </w:r>
-      <w:proofErr w:type="spellStart"/>
-      <w:r>
-        <w:rPr>
-          <w:color w:val="080808"/>
-          <w:sz w:val="24"/>
-        </w:rPr>
-        <w:t>org.springframework.boot</w:t>
-      </w:r>
-      <w:proofErr w:type="spellEnd"/>
-      <w:r>
-        <w:rPr>
-          <w:color w:val="080808"/>
-          <w:sz w:val="24"/>
-        </w:rPr>
-        <w:t>&lt;/</w:t>
-      </w:r>
-      <w:proofErr w:type="spellStart"/>
+      <w:r>
+        <w:rPr>
+          <w:color w:val="080808"/>
+          <w:sz w:val="24"/>
+        </w:rPr>
+        <w:t>&gt;org.springframework.boot&lt;/</w:t>
+      </w:r>
       <w:r>
         <w:rPr>
           <w:color w:val="0033B3"/>
@@ -650,7 +575,6 @@
         </w:rPr>
         <w:t>groupId</w:t>
       </w:r>
-      <w:proofErr w:type="spellEnd"/>
       <w:r>
         <w:rPr>
           <w:color w:val="080808"/>
@@ -666,7 +590,6 @@
         <w:br/>
         <w:t xml:space="preserve">   &lt;</w:t>
       </w:r>
-      <w:proofErr w:type="spellStart"/>
       <w:r>
         <w:rPr>
           <w:color w:val="0033B3"/>
@@ -674,31 +597,13 @@
         </w:rPr>
         <w:t>artifactId</w:t>
       </w:r>
-      <w:proofErr w:type="spellEnd"/>
-      <w:r>
-        <w:rPr>
-          <w:color w:val="080808"/>
-          <w:sz w:val="24"/>
-        </w:rPr>
-        <w:t>&gt;spring-boot-starter-data-</w:t>
-      </w:r>
-      <w:proofErr w:type="spellStart"/>
-      <w:r>
-        <w:rPr>
-          <w:color w:val="080808"/>
-          <w:sz w:val="24"/>
-        </w:rPr>
-        <w:t>jpa</w:t>
-      </w:r>
-      <w:proofErr w:type="spellEnd"/>
-      <w:r>
-        <w:rPr>
-          <w:color w:val="080808"/>
-          <w:sz w:val="24"/>
-        </w:rPr>
-        <w:t>&lt;/</w:t>
-      </w:r>
-      <w:proofErr w:type="spellStart"/>
+      <w:r>
+        <w:rPr>
+          <w:color w:val="080808"/>
+          <w:sz w:val="24"/>
+        </w:rPr>
+        <w:t>&gt;spring-boot-starter-data-jpa&lt;/</w:t>
+      </w:r>
       <w:r>
         <w:rPr>
           <w:color w:val="0033B3"/>
@@ -706,7 +611,6 @@
         </w:rPr>
         <w:t>artifactId</w:t>
       </w:r>
-      <w:proofErr w:type="spellEnd"/>
       <w:r>
         <w:rPr>
           <w:color w:val="080808"/>
@@ -837,51 +741,7 @@
           <w:szCs w:val="20"/>
           <w:lang w:eastAsia="en-IN"/>
         </w:rPr>
-        <w:t xml:space="preserve">For </w:t>
-      </w:r>
-      <w:proofErr w:type="spellStart"/>
-      <w:r>
-        <w:rPr>
-          <w:rFonts w:ascii="Bahnschrift" w:eastAsia="Times New Roman" w:hAnsi="Bahnschrift" w:cs="Courier New"/>
-          <w:color w:val="080808"/>
-          <w:sz w:val="32"/>
-          <w:szCs w:val="20"/>
-          <w:lang w:eastAsia="en-IN"/>
-        </w:rPr>
-        <w:t>sql</w:t>
-      </w:r>
-      <w:proofErr w:type="spellEnd"/>
-      <w:r>
-        <w:rPr>
-          <w:rFonts w:ascii="Bahnschrift" w:eastAsia="Times New Roman" w:hAnsi="Bahnschrift" w:cs="Courier New"/>
-          <w:color w:val="080808"/>
-          <w:sz w:val="32"/>
-          <w:szCs w:val="20"/>
-          <w:lang w:eastAsia="en-IN"/>
-        </w:rPr>
-        <w:t xml:space="preserve"> server </w:t>
-      </w:r>
-      <w:proofErr w:type="gramStart"/>
-      <w:r>
-        <w:rPr>
-          <w:rFonts w:ascii="Bahnschrift" w:eastAsia="Times New Roman" w:hAnsi="Bahnschrift" w:cs="Courier New"/>
-          <w:color w:val="080808"/>
-          <w:sz w:val="32"/>
-          <w:szCs w:val="20"/>
-          <w:lang w:eastAsia="en-IN"/>
-        </w:rPr>
-        <w:t>url</w:t>
-      </w:r>
-      <w:proofErr w:type="gramEnd"/>
-      <w:r>
-        <w:rPr>
-          <w:rFonts w:ascii="Bahnschrift" w:eastAsia="Times New Roman" w:hAnsi="Bahnschrift" w:cs="Courier New"/>
-          <w:color w:val="080808"/>
-          <w:sz w:val="32"/>
-          <w:szCs w:val="20"/>
-          <w:lang w:eastAsia="en-IN"/>
-        </w:rPr>
-        <w:t xml:space="preserve"> is</w:t>
+        <w:t>For sql server url is</w:t>
       </w:r>
     </w:p>
     <w:p>
@@ -1005,7 +865,6 @@
           <w:lang w:eastAsia="en-IN"/>
         </w:rPr>
       </w:pPr>
-      <w:proofErr w:type="gramStart"/>
       <w:r>
         <w:rPr>
           <w:rFonts w:ascii="Bahnschrift" w:eastAsia="Times New Roman" w:hAnsi="Bahnschrift" w:cs="Courier New"/>
@@ -1014,18 +873,7 @@
           <w:szCs w:val="20"/>
           <w:lang w:eastAsia="en-IN"/>
         </w:rPr>
-        <w:t>jdbc:</w:t>
-      </w:r>
-      <w:proofErr w:type="gramEnd"/>
-      <w:r>
-        <w:rPr>
-          <w:rFonts w:ascii="Bahnschrift" w:eastAsia="Times New Roman" w:hAnsi="Bahnschrift" w:cs="Courier New"/>
-          <w:color w:val="067D17"/>
-          <w:sz w:val="32"/>
-          <w:szCs w:val="20"/>
-          <w:lang w:eastAsia="en-IN"/>
-        </w:rPr>
-        <w:t>h2:</w:t>
+        <w:t>jdbc:h2:</w:t>
       </w:r>
       <w:r>
         <w:rPr>
@@ -1353,29 +1201,7 @@
           <w:szCs w:val="20"/>
           <w:lang w:eastAsia="en-IN"/>
         </w:rPr>
-        <w:t xml:space="preserve">3) </w:t>
-      </w:r>
-      <w:proofErr w:type="gramStart"/>
-      <w:r>
-        <w:rPr>
-          <w:rFonts w:ascii="Bahnschrift" w:eastAsia="Times New Roman" w:hAnsi="Bahnschrift" w:cs="Courier New"/>
-          <w:color w:val="080808"/>
-          <w:sz w:val="32"/>
-          <w:szCs w:val="20"/>
-          <w:lang w:eastAsia="en-IN"/>
-        </w:rPr>
-        <w:t>add</w:t>
-      </w:r>
-      <w:proofErr w:type="gramEnd"/>
-      <w:r>
-        <w:rPr>
-          <w:rFonts w:ascii="Bahnschrift" w:eastAsia="Times New Roman" w:hAnsi="Bahnschrift" w:cs="Courier New"/>
-          <w:color w:val="080808"/>
-          <w:sz w:val="32"/>
-          <w:szCs w:val="20"/>
-          <w:lang w:eastAsia="en-IN"/>
-        </w:rPr>
-        <w:t xml:space="preserve"> all these properties</w:t>
+        <w:t>3) add all these properties</w:t>
       </w:r>
     </w:p>
     <w:p>
@@ -1456,9 +1282,8 @@
           <w:szCs w:val="20"/>
           <w:lang w:eastAsia="en-IN"/>
         </w:rPr>
-        <w:t>jdbc</w:t>
-      </w:r>
-      <w:proofErr w:type="gramStart"/>
+        <w:t>jdbc:h2:mem:testdb</w:t>
+      </w:r>
       <w:r>
         <w:rPr>
           <w:rFonts w:ascii="Bahnschrift" w:eastAsia="Times New Roman" w:hAnsi="Bahnschrift" w:cs="Courier New"/>
@@ -1467,9 +1292,28 @@
           <w:szCs w:val="20"/>
           <w:lang w:eastAsia="en-IN"/>
         </w:rPr>
-        <w:t>:h2:mem:testdb</w:t>
-      </w:r>
-      <w:proofErr w:type="gramEnd"/>
+        <w:br/>
+      </w:r>
+      <w:r>
+        <w:rPr>
+          <w:rFonts w:ascii="Bahnschrift" w:eastAsia="Times New Roman" w:hAnsi="Bahnschrift" w:cs="Courier New"/>
+          <w:color w:val="083080"/>
+          <w:sz w:val="32"/>
+          <w:szCs w:val="20"/>
+          <w:lang w:eastAsia="en-IN"/>
+        </w:rPr>
+        <w:t>spring.datasource.driverClassName</w:t>
+      </w:r>
+      <w:r>
+        <w:rPr>
+          <w:rFonts w:ascii="Bahnschrift" w:eastAsia="Times New Roman" w:hAnsi="Bahnschrift" w:cs="Courier New"/>
+          <w:color w:val="080808"/>
+          <w:sz w:val="32"/>
+          <w:szCs w:val="20"/>
+          <w:lang w:eastAsia="en-IN"/>
+        </w:rPr>
+        <w:t>=</w:t>
+      </w:r>
       <w:r>
         <w:rPr>
           <w:rFonts w:ascii="Bahnschrift" w:eastAsia="Times New Roman" w:hAnsi="Bahnschrift" w:cs="Courier New"/>
@@ -1478,9 +1322,18 @@
           <w:szCs w:val="20"/>
           <w:lang w:eastAsia="en-IN"/>
         </w:rPr>
+        <w:t>org.h2.Driver</w:t>
+      </w:r>
+      <w:r>
+        <w:rPr>
+          <w:rFonts w:ascii="Bahnschrift" w:eastAsia="Times New Roman" w:hAnsi="Bahnschrift" w:cs="Courier New"/>
+          <w:color w:val="067D17"/>
+          <w:sz w:val="32"/>
+          <w:szCs w:val="20"/>
+          <w:lang w:eastAsia="en-IN"/>
+        </w:rPr>
         <w:br/>
       </w:r>
-      <w:proofErr w:type="spellStart"/>
       <w:r>
         <w:rPr>
           <w:rFonts w:ascii="Bahnschrift" w:eastAsia="Times New Roman" w:hAnsi="Bahnschrift" w:cs="Courier New"/>
@@ -1489,9 +1342,8 @@
           <w:szCs w:val="20"/>
           <w:lang w:eastAsia="en-IN"/>
         </w:rPr>
-        <w:t>spring.datasource.driverClassName</w:t>
-      </w:r>
-      <w:proofErr w:type="spellEnd"/>
+        <w:t>spring.datasource.username</w:t>
+      </w:r>
       <w:r>
         <w:rPr>
           <w:rFonts w:ascii="Bahnschrift" w:eastAsia="Times New Roman" w:hAnsi="Bahnschrift" w:cs="Courier New"/>
@@ -1510,7 +1362,7 @@
           <w:szCs w:val="20"/>
           <w:lang w:eastAsia="en-IN"/>
         </w:rPr>
-        <w:t>org.h2.Driver</w:t>
+        <w:t>sa</w:t>
       </w:r>
       <w:r>
         <w:rPr>
@@ -1522,7 +1374,6 @@
         </w:rPr>
         <w:br/>
       </w:r>
-      <w:proofErr w:type="spellStart"/>
       <w:r>
         <w:rPr>
           <w:rFonts w:ascii="Bahnschrift" w:eastAsia="Times New Roman" w:hAnsi="Bahnschrift" w:cs="Courier New"/>
@@ -1531,9 +1382,8 @@
           <w:szCs w:val="20"/>
           <w:lang w:eastAsia="en-IN"/>
         </w:rPr>
-        <w:t>spring.datasource.username</w:t>
-      </w:r>
-      <w:proofErr w:type="spellEnd"/>
+        <w:t>spring.datasource.password</w:t>
+      </w:r>
       <w:r>
         <w:rPr>
           <w:rFonts w:ascii="Bahnschrift" w:eastAsia="Times New Roman" w:hAnsi="Bahnschrift" w:cs="Courier New"/>
@@ -1544,7 +1394,6 @@
         </w:rPr>
         <w:t>=</w:t>
       </w:r>
-      <w:proofErr w:type="spellStart"/>
       <w:r>
         <w:rPr>
           <w:rFonts w:ascii="Bahnschrift" w:eastAsia="Times New Roman" w:hAnsi="Bahnschrift" w:cs="Courier New"/>
@@ -1553,9 +1402,8 @@
           <w:szCs w:val="20"/>
           <w:lang w:eastAsia="en-IN"/>
         </w:rPr>
-        <w:t>sa</w:t>
-      </w:r>
-      <w:proofErr w:type="spellEnd"/>
+        <w:t>1234</w:t>
+      </w:r>
       <w:r>
         <w:rPr>
           <w:rFonts w:ascii="Bahnschrift" w:eastAsia="Times New Roman" w:hAnsi="Bahnschrift" w:cs="Courier New"/>
@@ -1566,7 +1414,6 @@
         </w:rPr>
         <w:br/>
       </w:r>
-      <w:proofErr w:type="spellStart"/>
       <w:r>
         <w:rPr>
           <w:rFonts w:ascii="Bahnschrift" w:eastAsia="Times New Roman" w:hAnsi="Bahnschrift" w:cs="Courier New"/>
@@ -1575,9 +1422,8 @@
           <w:szCs w:val="20"/>
           <w:lang w:eastAsia="en-IN"/>
         </w:rPr>
-        <w:t>spring.datasource.password</w:t>
-      </w:r>
-      <w:proofErr w:type="spellEnd"/>
+        <w:t>spring.jpa.database-platform</w:t>
+      </w:r>
       <w:r>
         <w:rPr>
           <w:rFonts w:ascii="Bahnschrift" w:eastAsia="Times New Roman" w:hAnsi="Bahnschrift" w:cs="Courier New"/>
@@ -1596,7 +1442,7 @@
           <w:szCs w:val="20"/>
           <w:lang w:eastAsia="en-IN"/>
         </w:rPr>
-        <w:t>1234</w:t>
+        <w:t>org.hibernate.dialect.H2Dialect</w:t>
       </w:r>
       <w:r>
         <w:rPr>
@@ -1608,7 +1454,6 @@
         </w:rPr>
         <w:br/>
       </w:r>
-      <w:proofErr w:type="spellStart"/>
       <w:r>
         <w:rPr>
           <w:rFonts w:ascii="Bahnschrift" w:eastAsia="Times New Roman" w:hAnsi="Bahnschrift" w:cs="Courier New"/>
@@ -1617,80 +1462,7 @@
           <w:szCs w:val="20"/>
           <w:lang w:eastAsia="en-IN"/>
         </w:rPr>
-        <w:t>spring.jpa.database</w:t>
-      </w:r>
-      <w:proofErr w:type="spellEnd"/>
-      <w:r>
-        <w:rPr>
-          <w:rFonts w:ascii="Bahnschrift" w:eastAsia="Times New Roman" w:hAnsi="Bahnschrift" w:cs="Courier New"/>
-          <w:color w:val="083080"/>
-          <w:sz w:val="32"/>
-          <w:szCs w:val="20"/>
-          <w:lang w:eastAsia="en-IN"/>
-        </w:rPr>
-        <w:t>-platform</w:t>
-      </w:r>
-      <w:r>
-        <w:rPr>
-          <w:rFonts w:ascii="Bahnschrift" w:eastAsia="Times New Roman" w:hAnsi="Bahnschrift" w:cs="Courier New"/>
-          <w:color w:val="080808"/>
-          <w:sz w:val="32"/>
-          <w:szCs w:val="20"/>
-          <w:lang w:eastAsia="en-IN"/>
-        </w:rPr>
-        <w:t>=</w:t>
-      </w:r>
-      <w:r>
-        <w:rPr>
-          <w:rFonts w:ascii="Bahnschrift" w:eastAsia="Times New Roman" w:hAnsi="Bahnschrift" w:cs="Courier New"/>
-          <w:color w:val="067D17"/>
-          <w:sz w:val="32"/>
-          <w:szCs w:val="20"/>
-          <w:lang w:eastAsia="en-IN"/>
-        </w:rPr>
-        <w:t>org.hibernate.dialect.H2Dialect</w:t>
-      </w:r>
-      <w:r>
-        <w:rPr>
-          <w:rFonts w:ascii="Bahnschrift" w:eastAsia="Times New Roman" w:hAnsi="Bahnschrift" w:cs="Courier New"/>
-          <w:color w:val="067D17"/>
-          <w:sz w:val="32"/>
-          <w:szCs w:val="20"/>
-          <w:lang w:eastAsia="en-IN"/>
-        </w:rPr>
-        <w:br/>
-      </w:r>
-      <w:r>
-        <w:rPr>
-          <w:rFonts w:ascii="Bahnschrift" w:eastAsia="Times New Roman" w:hAnsi="Bahnschrift" w:cs="Courier New"/>
-          <w:color w:val="083080"/>
-          <w:sz w:val="32"/>
-          <w:szCs w:val="20"/>
-          <w:lang w:eastAsia="en-IN"/>
-        </w:rPr>
-        <w:t xml:space="preserve">#unless u enable, h2 </w:t>
-      </w:r>
-      <w:proofErr w:type="spellStart"/>
-      <w:r>
-        <w:rPr>
-          <w:rFonts w:ascii="Bahnschrift" w:eastAsia="Times New Roman" w:hAnsi="Bahnschrift" w:cs="Courier New"/>
-          <w:color w:val="083080"/>
-          <w:sz w:val="32"/>
-          <w:szCs w:val="20"/>
-          <w:lang w:eastAsia="en-IN"/>
-        </w:rPr>
-        <w:t>cant</w:t>
-      </w:r>
-      <w:proofErr w:type="spellEnd"/>
-      <w:r>
-        <w:rPr>
-          <w:rFonts w:ascii="Bahnschrift" w:eastAsia="Times New Roman" w:hAnsi="Bahnschrift" w:cs="Courier New"/>
-          <w:color w:val="083080"/>
-          <w:sz w:val="32"/>
-          <w:szCs w:val="20"/>
-          <w:lang w:eastAsia="en-IN"/>
-        </w:rPr>
-        <w:t xml:space="preserve"> be accessed from browser</w:t>
+        <w:t>#unless u enable, h2 cant be accessed from browser</w:t>
       </w:r>
     </w:p>
     <w:p>
@@ -1784,8 +1556,6 @@
           <w:lang w:eastAsia="en-IN"/>
         </w:rPr>
       </w:pPr>
-      <w:proofErr w:type="spellStart"/>
-      <w:proofErr w:type="gramStart"/>
       <w:r>
         <w:rPr>
           <w:rFonts w:ascii="Bahnschrift" w:eastAsia="Times New Roman" w:hAnsi="Bahnschrift" w:cs="Courier New"/>
@@ -1794,29 +1564,7 @@
           <w:szCs w:val="20"/>
           <w:lang w:eastAsia="en-IN"/>
         </w:rPr>
-        <w:t>spring.jpa.show-sql</w:t>
-      </w:r>
-      <w:proofErr w:type="spellEnd"/>
-      <w:r>
-        <w:rPr>
-          <w:rFonts w:ascii="Bahnschrift" w:eastAsia="Times New Roman" w:hAnsi="Bahnschrift" w:cs="Courier New"/>
-          <w:color w:val="083080"/>
-          <w:sz w:val="32"/>
-          <w:szCs w:val="20"/>
-          <w:lang w:eastAsia="en-IN"/>
-        </w:rPr>
-        <w:t>=</w:t>
-      </w:r>
-      <w:proofErr w:type="gramEnd"/>
-      <w:r>
-        <w:rPr>
-          <w:rFonts w:ascii="Bahnschrift" w:eastAsia="Times New Roman" w:hAnsi="Bahnschrift" w:cs="Courier New"/>
-          <w:color w:val="083080"/>
-          <w:sz w:val="32"/>
-          <w:szCs w:val="20"/>
-          <w:lang w:eastAsia="en-IN"/>
-        </w:rPr>
-        <w:t>true</w:t>
+        <w:t>spring.jpa.show-sql=true</w:t>
       </w:r>
     </w:p>
     <w:p>
@@ -1906,62 +1654,102 @@
     </w:p>
     <w:p>
       <w:pPr>
-        <w:rPr>
-          <w:rFonts w:ascii="Bahnschrift" w:hAnsi="Bahnschrift"/>
-          <w:sz w:val="36"/>
-        </w:rPr>
-      </w:pPr>
-    </w:p>
-    <w:p>
-      <w:pPr>
-        <w:rPr>
-          <w:rFonts w:ascii="Bahnschrift" w:hAnsi="Bahnschrift"/>
-          <w:sz w:val="36"/>
-        </w:rPr>
-      </w:pPr>
-    </w:p>
-    <w:p>
-      <w:pPr>
-        <w:rPr>
-          <w:rFonts w:ascii="Bahnschrift" w:hAnsi="Bahnschrift"/>
-          <w:sz w:val="36"/>
-        </w:rPr>
-      </w:pPr>
-    </w:p>
-    <w:p>
-      <w:pPr>
-        <w:rPr>
-          <w:rFonts w:ascii="Bahnschrift" w:hAnsi="Bahnschrift"/>
-          <w:sz w:val="36"/>
-        </w:rPr>
-      </w:pPr>
-    </w:p>
-    <w:p>
-      <w:pPr>
-        <w:rPr>
-          <w:rFonts w:ascii="Bahnschrift" w:hAnsi="Bahnschrift"/>
-          <w:sz w:val="36"/>
-        </w:rPr>
-      </w:pPr>
-    </w:p>
-    <w:p>
-      <w:pPr>
         <w:pStyle w:val="Heading1"/>
       </w:pPr>
       <w:r>
-        <w:t xml:space="preserve">Install my </w:t>
-      </w:r>
-      <w:proofErr w:type="spellStart"/>
-      <w:r>
-        <w:t>sql</w:t>
-      </w:r>
-      <w:proofErr w:type="spellEnd"/>
-    </w:p>
+        <w:t>Install my sql</w:t>
+      </w:r>
+      <w:r>
+        <w:t xml:space="preserve"> – always </w:t>
+      </w:r>
+    </w:p>
+    <w:p>
+      <w:r>
+        <w:t xml:space="preserve">Always download installer and run the installer </w:t>
+      </w:r>
+    </w:p>
+    <w:p/>
+    <w:tbl>
+      <w:tblPr>
+        <w:tblStyle w:val="TableGrid"/>
+        <w:tblW w:w="0" w:type="auto"/>
+        <w:tblLook w:val="04A0" w:firstRow="1" w:lastRow="0" w:firstColumn="1" w:lastColumn="0" w:noHBand="0" w:noVBand="1"/>
+      </w:tblPr>
+      <w:tblGrid>
+        <w:gridCol w:w="11515"/>
+        <w:gridCol w:w="11515"/>
+      </w:tblGrid>
+      <w:tr>
+        <w:tc>
+          <w:tcPr>
+            <w:tcW w:w="11515" w:type="dxa"/>
+          </w:tcPr>
+          <w:p>
+            <w:r>
+              <w:rPr>
+                <w:noProof/>
+                <w:lang w:eastAsia="en-IN" w:bidi="te-IN"/>
+              </w:rPr>
+              <w:drawing>
+                <wp:inline distT="0" distB="0" distL="0" distR="0" wp14:anchorId="73220A32" wp14:editId="7BEE1294">
+                  <wp:extent cx="4448175" cy="1905000"/>
+                  <wp:effectExtent l="0" t="0" r="9525" b="0"/>
+                  <wp:docPr id="2" name="Picture 2"/>
+                  <wp:cNvGraphicFramePr>
+                    <a:graphicFrameLocks xmlns:a="http://schemas.openxmlformats.org/drawingml/2006/main" noChangeAspect="1"/>
+                  </wp:cNvGraphicFramePr>
+                  <a:graphic xmlns:a="http://schemas.openxmlformats.org/drawingml/2006/main">
+                    <a:graphicData uri="http://schemas.openxmlformats.org/drawingml/2006/picture">
+                      <pic:pic xmlns:pic="http://schemas.openxmlformats.org/drawingml/2006/picture">
+                        <pic:nvPicPr>
+                          <pic:cNvPr id="1" name=""/>
+                          <pic:cNvPicPr/>
+                        </pic:nvPicPr>
+                        <pic:blipFill>
+                          <a:blip r:embed="rId6"/>
+                          <a:stretch>
+                            <a:fillRect/>
+                          </a:stretch>
+                        </pic:blipFill>
+                        <pic:spPr>
+                          <a:xfrm>
+                            <a:off x="0" y="0"/>
+                            <a:ext cx="4448175" cy="1905000"/>
+                          </a:xfrm>
+                          <a:prstGeom prst="rect">
+                            <a:avLst/>
+                          </a:prstGeom>
+                        </pic:spPr>
+                      </pic:pic>
+                    </a:graphicData>
+                  </a:graphic>
+                </wp:inline>
+              </w:drawing>
+            </w:r>
+          </w:p>
+        </w:tc>
+        <w:tc>
+          <w:tcPr>
+            <w:tcW w:w="11515" w:type="dxa"/>
+          </w:tcPr>
+          <w:p>
+            <w:r>
+              <w:t>try choosing server only, bec if u choose developer, it will install many products</w:t>
+            </w:r>
+          </w:p>
+          <w:p>
+            <w:r>
+              <w:t>We beed to install both my sql server and work bench, only with mysql work bench we can connect to my sql server</w:t>
+            </w:r>
+          </w:p>
+        </w:tc>
+      </w:tr>
+    </w:tbl>
     <w:p>
       <w:r>
         <w:rPr>
           <w:noProof/>
-          <w:lang w:eastAsia="en-IN"/>
+          <w:lang w:eastAsia="en-IN" w:bidi="te-IN"/>
         </w:rPr>
         <w:drawing>
           <wp:inline distT="0" distB="0" distL="0" distR="0" wp14:anchorId="43127D28" wp14:editId="2D788A9F">
@@ -1979,7 +1767,7 @@
                     <pic:cNvPicPr/>
                   </pic:nvPicPr>
                   <pic:blipFill>
-                    <a:blip r:embed="rId6"/>
+                    <a:blip r:embed="rId7"/>
                     <a:stretch>
                       <a:fillRect/>
                     </a:stretch>
@@ -2000,6 +1788,7 @@
         </w:drawing>
       </w:r>
     </w:p>
+    <w:p/>
     <w:p>
       <w:r>
         <w:t>While installing choose setup type as custom and select all 3 required softwares</w:t>
@@ -2010,35 +1799,13 @@
         <w:pStyle w:val="Heading1"/>
       </w:pPr>
       <w:r>
-        <w:lastRenderedPageBreak/>
         <w:t>MYSQL related properties</w:t>
       </w:r>
     </w:p>
     <w:p>
       <w:r>
-        <w:t xml:space="preserve">When my </w:t>
-      </w:r>
-      <w:proofErr w:type="spellStart"/>
-      <w:r>
-        <w:t>sql</w:t>
-      </w:r>
-      <w:proofErr w:type="spellEnd"/>
-      <w:r>
-        <w:t xml:space="preserve"> is not started </w:t>
-      </w:r>
-      <w:proofErr w:type="spellStart"/>
-      <w:r>
-        <w:t>goto</w:t>
-      </w:r>
-      <w:proofErr w:type="spellEnd"/>
-      <w:r>
-        <w:t xml:space="preserve"> </w:t>
-      </w:r>
-      <w:proofErr w:type="spellStart"/>
-      <w:r>
-        <w:t>services.msc</w:t>
-      </w:r>
-      <w:proofErr w:type="spellEnd"/>
+        <w:t>When my sql is not started goto services.msc</w:t>
+      </w:r>
       <w:r>
         <w:sym w:font="Wingdings" w:char="F0E0"/>
       </w:r>
@@ -2126,7 +1893,6 @@
         </w:rPr>
         <w:br/>
       </w:r>
-      <w:proofErr w:type="spellStart"/>
       <w:r>
         <w:rPr>
           <w:rFonts w:ascii="Courier New" w:eastAsia="Times New Roman" w:hAnsi="Courier New" w:cs="Courier New"/>
@@ -2135,9 +1901,38 @@
           <w:szCs w:val="20"/>
           <w:lang w:eastAsia="en-IN"/>
         </w:rPr>
-        <w:t>spring.datasource.driver</w:t>
-      </w:r>
-      <w:proofErr w:type="spellEnd"/>
+        <w:t>spring.datasource.driver-class-name</w:t>
+      </w:r>
+      <w:r>
+        <w:rPr>
+          <w:rFonts w:ascii="Courier New" w:eastAsia="Times New Roman" w:hAnsi="Courier New" w:cs="Courier New"/>
+          <w:color w:val="080808"/>
+          <w:sz w:val="28"/>
+          <w:szCs w:val="20"/>
+          <w:lang w:eastAsia="en-IN"/>
+        </w:rPr>
+        <w:t>=</w:t>
+      </w:r>
+      <w:r>
+        <w:rPr>
+          <w:rFonts w:ascii="Courier New" w:eastAsia="Times New Roman" w:hAnsi="Courier New" w:cs="Courier New"/>
+          <w:color w:val="067D17"/>
+          <w:sz w:val="28"/>
+          <w:szCs w:val="20"/>
+          <w:lang w:eastAsia="en-IN"/>
+        </w:rPr>
+        <w:t>com.mysql.cj.jdbc.Driver</w:t>
+      </w:r>
+      <w:r>
+        <w:rPr>
+          <w:rFonts w:ascii="Courier New" w:eastAsia="Times New Roman" w:hAnsi="Courier New" w:cs="Courier New"/>
+          <w:color w:val="067D17"/>
+          <w:sz w:val="28"/>
+          <w:szCs w:val="20"/>
+          <w:lang w:eastAsia="en-IN"/>
+        </w:rPr>
+        <w:br/>
+      </w:r>
       <w:r>
         <w:rPr>
           <w:rFonts w:ascii="Courier New" w:eastAsia="Times New Roman" w:hAnsi="Courier New" w:cs="Courier New"/>
@@ -2146,7 +1941,7 @@
           <w:szCs w:val="20"/>
           <w:lang w:eastAsia="en-IN"/>
         </w:rPr>
-        <w:t>-class-name</w:t>
+        <w:t>spring.datasource.username</w:t>
       </w:r>
       <w:r>
         <w:rPr>
@@ -2158,7 +1953,6 @@
         </w:rPr>
         <w:t>=</w:t>
       </w:r>
-      <w:proofErr w:type="spellStart"/>
       <w:r>
         <w:rPr>
           <w:rFonts w:ascii="Courier New" w:eastAsia="Times New Roman" w:hAnsi="Courier New" w:cs="Courier New"/>
@@ -2167,9 +1961,8 @@
           <w:szCs w:val="20"/>
           <w:lang w:eastAsia="en-IN"/>
         </w:rPr>
-        <w:t>com.mysql.cj.jdbc.Driver</w:t>
-      </w:r>
-      <w:proofErr w:type="spellEnd"/>
+        <w:t>manideep</w:t>
+      </w:r>
       <w:r>
         <w:rPr>
           <w:rFonts w:ascii="Courier New" w:eastAsia="Times New Roman" w:hAnsi="Courier New" w:cs="Courier New"/>
@@ -2180,7 +1973,6 @@
         </w:rPr>
         <w:br/>
       </w:r>
-      <w:proofErr w:type="spellStart"/>
       <w:r>
         <w:rPr>
           <w:rFonts w:ascii="Courier New" w:eastAsia="Times New Roman" w:hAnsi="Courier New" w:cs="Courier New"/>
@@ -2189,9 +1981,8 @@
           <w:szCs w:val="20"/>
           <w:lang w:eastAsia="en-IN"/>
         </w:rPr>
-        <w:t>spring.datasource.username</w:t>
-      </w:r>
-      <w:proofErr w:type="spellEnd"/>
+        <w:t>spring.datasource.password</w:t>
+      </w:r>
       <w:r>
         <w:rPr>
           <w:rFonts w:ascii="Courier New" w:eastAsia="Times New Roman" w:hAnsi="Courier New" w:cs="Courier New"/>
@@ -2202,7 +1993,6 @@
         </w:rPr>
         <w:t>=</w:t>
       </w:r>
-      <w:proofErr w:type="spellStart"/>
       <w:r>
         <w:rPr>
           <w:rFonts w:ascii="Courier New" w:eastAsia="Times New Roman" w:hAnsi="Courier New" w:cs="Courier New"/>
@@ -2211,9 +2001,8 @@
           <w:szCs w:val="20"/>
           <w:lang w:eastAsia="en-IN"/>
         </w:rPr>
-        <w:t>manideep</w:t>
-      </w:r>
-      <w:proofErr w:type="spellEnd"/>
+        <w:t>MANIDEEP</w:t>
+      </w:r>
       <w:r>
         <w:rPr>
           <w:rFonts w:ascii="Courier New" w:eastAsia="Times New Roman" w:hAnsi="Courier New" w:cs="Courier New"/>
@@ -2224,7 +2013,6 @@
         </w:rPr>
         <w:br/>
       </w:r>
-      <w:proofErr w:type="spellStart"/>
       <w:r>
         <w:rPr>
           <w:rFonts w:ascii="Courier New" w:eastAsia="Times New Roman" w:hAnsi="Courier New" w:cs="Courier New"/>
@@ -2233,9 +2021,8 @@
           <w:szCs w:val="20"/>
           <w:lang w:eastAsia="en-IN"/>
         </w:rPr>
-        <w:t>spring.datasource.password</w:t>
-      </w:r>
-      <w:proofErr w:type="spellEnd"/>
+        <w:t>spring.jpa.show-sql</w:t>
+      </w:r>
       <w:r>
         <w:rPr>
           <w:rFonts w:ascii="Courier New" w:eastAsia="Times New Roman" w:hAnsi="Courier New" w:cs="Courier New"/>
@@ -2254,7 +2041,7 @@
           <w:szCs w:val="20"/>
           <w:lang w:eastAsia="en-IN"/>
         </w:rPr>
-        <w:t>MANIDEEP</w:t>
+        <w:t>true</w:t>
       </w:r>
       <w:r>
         <w:rPr>
@@ -2266,7 +2053,6 @@
         </w:rPr>
         <w:br/>
       </w:r>
-      <w:proofErr w:type="spellStart"/>
       <w:r>
         <w:rPr>
           <w:rFonts w:ascii="Courier New" w:eastAsia="Times New Roman" w:hAnsi="Courier New" w:cs="Courier New"/>
@@ -2275,9 +2061,8 @@
           <w:szCs w:val="20"/>
           <w:lang w:eastAsia="en-IN"/>
         </w:rPr>
-        <w:t>spring.jpa.show-sql</w:t>
-      </w:r>
-      <w:proofErr w:type="spellEnd"/>
+        <w:t>spring.jpa.hibernate.ddl-auto</w:t>
+      </w:r>
       <w:r>
         <w:rPr>
           <w:rFonts w:ascii="Courier New" w:eastAsia="Times New Roman" w:hAnsi="Courier New" w:cs="Courier New"/>
@@ -2296,7 +2081,7 @@
           <w:szCs w:val="20"/>
           <w:lang w:eastAsia="en-IN"/>
         </w:rPr>
-        <w:t>true</w:t>
+        <w:t>update</w:t>
       </w:r>
       <w:r>
         <w:rPr>
@@ -2308,7 +2093,6 @@
         </w:rPr>
         <w:br/>
       </w:r>
-      <w:proofErr w:type="spellStart"/>
       <w:r>
         <w:rPr>
           <w:rFonts w:ascii="Courier New" w:eastAsia="Times New Roman" w:hAnsi="Courier New" w:cs="Courier New"/>
@@ -2317,9 +2101,38 @@
           <w:szCs w:val="20"/>
           <w:lang w:eastAsia="en-IN"/>
         </w:rPr>
-        <w:t>spring.jpa.hibernate.ddl</w:t>
-      </w:r>
-      <w:proofErr w:type="spellEnd"/>
+        <w:t xml:space="preserve">spring.jpa.properties.hibernate.dialect </w:t>
+      </w:r>
+      <w:r>
+        <w:rPr>
+          <w:rFonts w:ascii="Courier New" w:eastAsia="Times New Roman" w:hAnsi="Courier New" w:cs="Courier New"/>
+          <w:color w:val="080808"/>
+          <w:sz w:val="28"/>
+          <w:szCs w:val="20"/>
+          <w:lang w:eastAsia="en-IN"/>
+        </w:rPr>
+        <w:t xml:space="preserve">= </w:t>
+      </w:r>
+      <w:r>
+        <w:rPr>
+          <w:rFonts w:ascii="Courier New" w:eastAsia="Times New Roman" w:hAnsi="Courier New" w:cs="Courier New"/>
+          <w:color w:val="067D17"/>
+          <w:sz w:val="28"/>
+          <w:szCs w:val="20"/>
+          <w:lang w:eastAsia="en-IN"/>
+        </w:rPr>
+        <w:t>org.hibernate.dialect.MySQL8Dialect</w:t>
+      </w:r>
+      <w:r>
+        <w:rPr>
+          <w:rFonts w:ascii="Courier New" w:eastAsia="Times New Roman" w:hAnsi="Courier New" w:cs="Courier New"/>
+          <w:color w:val="067D17"/>
+          <w:sz w:val="28"/>
+          <w:szCs w:val="20"/>
+          <w:lang w:eastAsia="en-IN"/>
+        </w:rPr>
+        <w:br/>
+      </w:r>
       <w:r>
         <w:rPr>
           <w:rFonts w:ascii="Courier New" w:eastAsia="Times New Roman" w:hAnsi="Courier New" w:cs="Courier New"/>
@@ -2328,7 +2141,7 @@
           <w:szCs w:val="20"/>
           <w:lang w:eastAsia="en-IN"/>
         </w:rPr>
-        <w:t>-auto</w:t>
+        <w:t xml:space="preserve">spring.jpa.databse-platform </w:t>
       </w:r>
       <w:r>
         <w:rPr>
@@ -2338,7 +2151,7 @@
           <w:szCs w:val="20"/>
           <w:lang w:eastAsia="en-IN"/>
         </w:rPr>
-        <w:t>=</w:t>
+        <w:t xml:space="preserve">= </w:t>
       </w:r>
       <w:r>
         <w:rPr>
@@ -2348,110 +2161,6 @@
           <w:szCs w:val="20"/>
           <w:lang w:eastAsia="en-IN"/>
         </w:rPr>
-        <w:t>update</w:t>
-      </w:r>
-      <w:r>
-        <w:rPr>
-          <w:rFonts w:ascii="Courier New" w:eastAsia="Times New Roman" w:hAnsi="Courier New" w:cs="Courier New"/>
-          <w:color w:val="067D17"/>
-          <w:sz w:val="28"/>
-          <w:szCs w:val="20"/>
-          <w:lang w:eastAsia="en-IN"/>
-        </w:rPr>
-        <w:br/>
-      </w:r>
-      <w:proofErr w:type="spellStart"/>
-      <w:r>
-        <w:rPr>
-          <w:rFonts w:ascii="Courier New" w:eastAsia="Times New Roman" w:hAnsi="Courier New" w:cs="Courier New"/>
-          <w:color w:val="083080"/>
-          <w:sz w:val="28"/>
-          <w:szCs w:val="20"/>
-          <w:lang w:eastAsia="en-IN"/>
-        </w:rPr>
-        <w:t>spring.jpa.properties.hibernate.dialect</w:t>
-      </w:r>
-      <w:proofErr w:type="spellEnd"/>
-      <w:r>
-        <w:rPr>
-          <w:rFonts w:ascii="Courier New" w:eastAsia="Times New Roman" w:hAnsi="Courier New" w:cs="Courier New"/>
-          <w:color w:val="083080"/>
-          <w:sz w:val="28"/>
-          <w:szCs w:val="20"/>
-          <w:lang w:eastAsia="en-IN"/>
-        </w:rPr>
-        <w:t xml:space="preserve"> </w:t>
-      </w:r>
-      <w:r>
-        <w:rPr>
-          <w:rFonts w:ascii="Courier New" w:eastAsia="Times New Roman" w:hAnsi="Courier New" w:cs="Courier New"/>
-          <w:color w:val="080808"/>
-          <w:sz w:val="28"/>
-          <w:szCs w:val="20"/>
-          <w:lang w:eastAsia="en-IN"/>
-        </w:rPr>
-        <w:t xml:space="preserve">= </w:t>
-      </w:r>
-      <w:r>
-        <w:rPr>
-          <w:rFonts w:ascii="Courier New" w:eastAsia="Times New Roman" w:hAnsi="Courier New" w:cs="Courier New"/>
-          <w:color w:val="067D17"/>
-          <w:sz w:val="28"/>
-          <w:szCs w:val="20"/>
-          <w:lang w:eastAsia="en-IN"/>
-        </w:rPr>
-        <w:t>org.hibernate.dialect.MySQL8Dialect</w:t>
-      </w:r>
-      <w:r>
-        <w:rPr>
-          <w:rFonts w:ascii="Courier New" w:eastAsia="Times New Roman" w:hAnsi="Courier New" w:cs="Courier New"/>
-          <w:color w:val="067D17"/>
-          <w:sz w:val="28"/>
-          <w:szCs w:val="20"/>
-          <w:lang w:eastAsia="en-IN"/>
-        </w:rPr>
-        <w:br/>
-      </w:r>
-      <w:proofErr w:type="spellStart"/>
-      <w:r>
-        <w:rPr>
-          <w:rFonts w:ascii="Courier New" w:eastAsia="Times New Roman" w:hAnsi="Courier New" w:cs="Courier New"/>
-          <w:color w:val="083080"/>
-          <w:sz w:val="28"/>
-          <w:szCs w:val="20"/>
-          <w:lang w:eastAsia="en-IN"/>
-        </w:rPr>
-        <w:t>spring.jpa.databse</w:t>
-      </w:r>
-      <w:proofErr w:type="spellEnd"/>
-      <w:r>
-        <w:rPr>
-          <w:rFonts w:ascii="Courier New" w:eastAsia="Times New Roman" w:hAnsi="Courier New" w:cs="Courier New"/>
-          <w:color w:val="083080"/>
-          <w:sz w:val="28"/>
-          <w:szCs w:val="20"/>
-          <w:lang w:eastAsia="en-IN"/>
-        </w:rPr>
-        <w:t xml:space="preserve">-platform </w:t>
-      </w:r>
-      <w:r>
-        <w:rPr>
-          <w:rFonts w:ascii="Courier New" w:eastAsia="Times New Roman" w:hAnsi="Courier New" w:cs="Courier New"/>
-          <w:color w:val="080808"/>
-          <w:sz w:val="28"/>
-          <w:szCs w:val="20"/>
-          <w:lang w:eastAsia="en-IN"/>
-        </w:rPr>
-        <w:t xml:space="preserve">= </w:t>
-      </w:r>
-      <w:r>
-        <w:rPr>
-          <w:rFonts w:ascii="Courier New" w:eastAsia="Times New Roman" w:hAnsi="Courier New" w:cs="Courier New"/>
-          <w:color w:val="067D17"/>
-          <w:sz w:val="28"/>
-          <w:szCs w:val="20"/>
-          <w:lang w:eastAsia="en-IN"/>
-        </w:rPr>
         <w:t>org.hibernate.dialect.MySQL8Dialect</w:t>
       </w:r>
     </w:p>
@@ -2471,13 +2180,8 @@
         <w:t>Custom property names</w:t>
       </w:r>
       <w:r>
-        <w:t xml:space="preserve"> – creating 2 </w:t>
-      </w:r>
-      <w:proofErr w:type="spellStart"/>
-      <w:r>
-        <w:t>datasources</w:t>
-      </w:r>
-      <w:proofErr w:type="spellEnd"/>
+        <w:t xml:space="preserve"> – creating 2 datasources</w:t>
+      </w:r>
     </w:p>
     <w:tbl>
       <w:tblPr>
@@ -2527,35 +2231,7 @@
               <w:rPr>
                 <w:sz w:val="24"/>
               </w:rPr>
-              <w:t xml:space="preserve">Manual bean creation (here we should directly use </w:t>
-            </w:r>
-            <w:proofErr w:type="spellStart"/>
-            <w:r>
-              <w:rPr>
-                <w:sz w:val="24"/>
-              </w:rPr>
-              <w:t>hikari</w:t>
-            </w:r>
-            <w:proofErr w:type="spellEnd"/>
-            <w:r>
-              <w:rPr>
-                <w:sz w:val="24"/>
-              </w:rPr>
-              <w:t xml:space="preserve"> </w:t>
-            </w:r>
-            <w:proofErr w:type="spellStart"/>
-            <w:r>
-              <w:rPr>
-                <w:sz w:val="24"/>
-              </w:rPr>
-              <w:t>datasource</w:t>
-            </w:r>
-            <w:proofErr w:type="spellEnd"/>
-            <w:r>
-              <w:rPr>
-                <w:sz w:val="24"/>
-              </w:rPr>
-              <w:t>)</w:t>
+              <w:t>Manual bean creation (here we should directly use hikari datasource)</w:t>
             </w:r>
           </w:p>
         </w:tc>
@@ -2606,84 +2282,72 @@
               </w:rPr>
               <w:br/>
             </w:r>
-            <w:proofErr w:type="spellStart"/>
             <w:r>
               <w:rPr>
                 <w:color w:val="79074C"/>
               </w:rPr>
               <w:t>spring.old-datasource.username</w:t>
             </w:r>
-            <w:proofErr w:type="spellEnd"/>
             <w:r>
               <w:rPr>
                 <w:color w:val="EE5C09"/>
               </w:rPr>
               <w:t>=</w:t>
             </w:r>
-            <w:proofErr w:type="spellStart"/>
             <w:r>
               <w:rPr>
                 <w:color w:val="0F92E3"/>
               </w:rPr>
               <w:t>mani</w:t>
             </w:r>
-            <w:proofErr w:type="spellEnd"/>
             <w:r>
               <w:rPr>
                 <w:color w:val="0F92E3"/>
               </w:rPr>
               <w:br/>
             </w:r>
-            <w:proofErr w:type="spellStart"/>
             <w:r>
               <w:rPr>
                 <w:color w:val="79074C"/>
               </w:rPr>
               <w:t>spring.old-datasource.password</w:t>
             </w:r>
-            <w:proofErr w:type="spellEnd"/>
             <w:r>
               <w:rPr>
                 <w:color w:val="EE5C09"/>
               </w:rPr>
               <w:t>=</w:t>
             </w:r>
-            <w:proofErr w:type="spellStart"/>
             <w:r>
               <w:rPr>
                 <w:color w:val="0F92E3"/>
               </w:rPr>
               <w:t>mani</w:t>
             </w:r>
-            <w:proofErr w:type="spellEnd"/>
             <w:r>
               <w:rPr>
                 <w:color w:val="0F92E3"/>
               </w:rPr>
               <w:br/>
             </w:r>
-            <w:proofErr w:type="spellStart"/>
             <w:r>
               <w:rPr>
                 <w:color w:val="79074C"/>
               </w:rPr>
               <w:t>spring.old-datasource.driverClassName</w:t>
             </w:r>
-            <w:proofErr w:type="spellEnd"/>
             <w:r>
               <w:rPr>
                 <w:color w:val="EE5C09"/>
               </w:rPr>
               <w:t>=</w:t>
             </w:r>
-            <w:proofErr w:type="spellStart"/>
             <w:r>
               <w:rPr>
                 <w:color w:val="0F92E3"/>
               </w:rPr>
               <w:t>com.mysql.cj.jdbc.Driver</w:t>
             </w:r>
-            <w:proofErr w:type="spellEnd"/>
             <w:r>
               <w:rPr>
                 <w:color w:val="0F92E3"/>
@@ -2696,94 +2360,60 @@
               </w:rPr>
               <w:br/>
             </w:r>
-            <w:proofErr w:type="spellStart"/>
             <w:r>
               <w:rPr>
                 <w:color w:val="79074C"/>
               </w:rPr>
-              <w:t>spring.new</w:t>
-            </w:r>
-            <w:proofErr w:type="spellEnd"/>
+              <w:t>spring.new-datasource.jdbc-url</w:t>
+            </w:r>
+            <w:r>
+              <w:rPr>
+                <w:color w:val="EE5C09"/>
+              </w:rPr>
+              <w:t>=</w:t>
+            </w:r>
+            <w:r>
+              <w:rPr>
+                <w:color w:val="0F92E3"/>
+              </w:rPr>
+              <w:t>jdbc:mysql://localhost:3306/aims</w:t>
+            </w:r>
+            <w:r>
+              <w:rPr>
+                <w:color w:val="0F92E3"/>
+              </w:rPr>
+              <w:br/>
+            </w:r>
             <w:r>
               <w:rPr>
                 <w:color w:val="79074C"/>
               </w:rPr>
-              <w:t>-</w:t>
-            </w:r>
-            <w:proofErr w:type="spellStart"/>
+              <w:t>spring.new-datasource.username</w:t>
+            </w:r>
+            <w:r>
+              <w:rPr>
+                <w:color w:val="EE5C09"/>
+              </w:rPr>
+              <w:t>=</w:t>
+            </w:r>
+            <w:r>
+              <w:rPr>
+                <w:color w:val="0F92E3"/>
+              </w:rPr>
+              <w:t>santu1</w:t>
+            </w:r>
+            <w:r>
+              <w:rPr>
+                <w:color w:val="0F92E3"/>
+              </w:rPr>
+              <w:br/>
+            </w:r>
             <w:r>
               <w:rPr>
                 <w:color w:val="79074C"/>
               </w:rPr>
-              <w:t>datasource.jdbc</w:t>
-            </w:r>
-            <w:proofErr w:type="spellEnd"/>
-            <w:r>
-              <w:rPr>
-                <w:color w:val="79074C"/>
-              </w:rPr>
-              <w:t>-url</w:t>
-            </w:r>
-            <w:r>
-              <w:rPr>
-                <w:color w:val="EE5C09"/>
-              </w:rPr>
-              <w:t>=</w:t>
-            </w:r>
-            <w:proofErr w:type="spellStart"/>
-            <w:r>
-              <w:rPr>
-                <w:color w:val="0F92E3"/>
-              </w:rPr>
-              <w:t>jdbc:mysql</w:t>
-            </w:r>
-            <w:proofErr w:type="spellEnd"/>
-            <w:r>
-              <w:rPr>
-                <w:color w:val="0F92E3"/>
-              </w:rPr>
-              <w:t>://localhost:3306/aims</w:t>
-            </w:r>
-            <w:r>
-              <w:rPr>
-                <w:color w:val="0F92E3"/>
-              </w:rPr>
-              <w:br/>
-            </w:r>
-            <w:proofErr w:type="spellStart"/>
-            <w:r>
-              <w:rPr>
-                <w:color w:val="79074C"/>
-              </w:rPr>
-              <w:t>spring.new-datasource.username</w:t>
-            </w:r>
-            <w:proofErr w:type="spellEnd"/>
-            <w:r>
-              <w:rPr>
-                <w:color w:val="EE5C09"/>
-              </w:rPr>
-              <w:t>=</w:t>
-            </w:r>
-            <w:r>
-              <w:rPr>
-                <w:color w:val="0F92E3"/>
-              </w:rPr>
-              <w:t>santu1</w:t>
-            </w:r>
-            <w:r>
-              <w:rPr>
-                <w:color w:val="0F92E3"/>
-              </w:rPr>
-              <w:br/>
-            </w:r>
-            <w:proofErr w:type="spellStart"/>
-            <w:r>
-              <w:rPr>
-                <w:color w:val="79074C"/>
-              </w:rPr>
               <w:t>spring.new-datasource.password</w:t>
             </w:r>
-            <w:proofErr w:type="spellEnd"/>
             <w:r>
               <w:rPr>
                 <w:color w:val="EE5C09"/>
@@ -2830,80 +2460,44 @@
               <w:rPr>
                 <w:color w:val="0F92E3"/>
               </w:rPr>
-              <w:t>"</w:t>
-            </w:r>
-            <w:proofErr w:type="spellStart"/>
+              <w:t>"primaryDataSource"</w:t>
+            </w:r>
+            <w:r>
+              <w:rPr>
+                <w:color w:val="4D4D4A"/>
+              </w:rPr>
+              <w:t>)</w:t>
+            </w:r>
+            <w:r>
+              <w:rPr>
+                <w:color w:val="4D4D4A"/>
+              </w:rPr>
+              <w:br/>
+            </w:r>
+            <w:r>
+              <w:rPr>
+                <w:color w:val="1136B9"/>
+              </w:rPr>
+              <w:t>@Primary</w:t>
+            </w:r>
+            <w:r>
+              <w:rPr>
+                <w:color w:val="1136B9"/>
+              </w:rPr>
+              <w:br/>
+              <w:t>@ConfigurationProperties</w:t>
+            </w:r>
+            <w:r>
+              <w:rPr>
+                <w:color w:val="4D4D4A"/>
+              </w:rPr>
+              <w:t>(</w:t>
+            </w:r>
             <w:r>
               <w:rPr>
                 <w:color w:val="0F92E3"/>
               </w:rPr>
-              <w:t>primaryDataSource</w:t>
-            </w:r>
-            <w:proofErr w:type="spellEnd"/>
-            <w:r>
-              <w:rPr>
-                <w:color w:val="0F92E3"/>
-              </w:rPr>
-              <w:t>"</w:t>
-            </w:r>
-            <w:r>
-              <w:rPr>
-                <w:color w:val="4D4D4A"/>
-              </w:rPr>
-              <w:t>)</w:t>
-            </w:r>
-            <w:r>
-              <w:rPr>
-                <w:color w:val="4D4D4A"/>
-              </w:rPr>
-              <w:br/>
-            </w:r>
-            <w:r>
-              <w:rPr>
-                <w:color w:val="1136B9"/>
-              </w:rPr>
-              <w:t>@Primary</w:t>
-            </w:r>
-            <w:r>
-              <w:rPr>
-                <w:color w:val="1136B9"/>
-              </w:rPr>
-              <w:br/>
-              <w:t>@</w:t>
-            </w:r>
-            <w:proofErr w:type="spellStart"/>
-            <w:r>
-              <w:rPr>
-                <w:color w:val="1136B9"/>
-              </w:rPr>
-              <w:t>ConfigurationProperties</w:t>
-            </w:r>
-            <w:proofErr w:type="spellEnd"/>
-            <w:r>
-              <w:rPr>
-                <w:color w:val="4D4D4A"/>
-              </w:rPr>
-              <w:t>(</w:t>
-            </w:r>
-            <w:r>
-              <w:rPr>
-                <w:color w:val="0F92E3"/>
-              </w:rPr>
-              <w:t>"</w:t>
-            </w:r>
-            <w:proofErr w:type="spellStart"/>
-            <w:r>
-              <w:rPr>
-                <w:color w:val="0F92E3"/>
-              </w:rPr>
-              <w:t>spring.old-datasource</w:t>
-            </w:r>
-            <w:proofErr w:type="spellEnd"/>
-            <w:r>
-              <w:rPr>
-                <w:color w:val="0F92E3"/>
-              </w:rPr>
-              <w:t>"</w:t>
+              <w:t>"spring.old-datasource"</w:t>
             </w:r>
             <w:r>
               <w:rPr>
@@ -2931,14 +2525,12 @@
               </w:rPr>
               <w:t xml:space="preserve">DataSource </w:t>
             </w:r>
-            <w:proofErr w:type="spellStart"/>
             <w:r>
               <w:rPr>
                 <w:color w:val="7748B7"/>
               </w:rPr>
               <w:t>createMainDataSource</w:t>
             </w:r>
-            <w:proofErr w:type="spellEnd"/>
             <w:r>
               <w:rPr>
                 <w:color w:val="4D4D4A"/>
@@ -2952,7 +2544,6 @@
               <w:br/>
               <w:t xml:space="preserve">    </w:t>
             </w:r>
-            <w:proofErr w:type="spellStart"/>
             <w:r>
               <w:rPr>
                 <w:color w:val="79074C"/>
@@ -2987,7 +2578,6 @@
               </w:rPr>
               <w:t>println</w:t>
             </w:r>
-            <w:proofErr w:type="spellEnd"/>
             <w:r>
               <w:rPr>
                 <w:color w:val="4D4D4A"/>
@@ -3033,7 +2623,6 @@
               </w:rPr>
               <w:t xml:space="preserve">= </w:t>
             </w:r>
-            <w:proofErr w:type="spellStart"/>
             <w:r>
               <w:rPr>
                 <w:color w:val="79074C"/>
@@ -3054,7 +2643,6 @@
               </w:rPr>
               <w:t>create</w:t>
             </w:r>
-            <w:proofErr w:type="spellEnd"/>
             <w:r>
               <w:rPr>
                 <w:color w:val="4D4D4A"/>
@@ -3127,73 +2715,37 @@
               <w:rPr>
                 <w:color w:val="0F92E3"/>
               </w:rPr>
-              <w:t>"</w:t>
-            </w:r>
-            <w:proofErr w:type="spellStart"/>
+              <w:t>"secondaryDataSource"</w:t>
+            </w:r>
+            <w:r>
+              <w:rPr>
+                <w:color w:val="4D4D4A"/>
+              </w:rPr>
+              <w:t>)</w:t>
+            </w:r>
+            <w:r>
+              <w:rPr>
+                <w:color w:val="4D4D4A"/>
+              </w:rPr>
+              <w:br/>
+            </w:r>
+            <w:r>
+              <w:rPr>
+                <w:color w:val="1136B9"/>
+              </w:rPr>
+              <w:t>@ConfigurationProperties</w:t>
+            </w:r>
+            <w:r>
+              <w:rPr>
+                <w:color w:val="4D4D4A"/>
+              </w:rPr>
+              <w:t>(</w:t>
+            </w:r>
             <w:r>
               <w:rPr>
                 <w:color w:val="0F92E3"/>
               </w:rPr>
-              <w:t>secondaryDataSource</w:t>
-            </w:r>
-            <w:proofErr w:type="spellEnd"/>
-            <w:r>
-              <w:rPr>
-                <w:color w:val="0F92E3"/>
-              </w:rPr>
-              <w:t>"</w:t>
-            </w:r>
-            <w:r>
-              <w:rPr>
-                <w:color w:val="4D4D4A"/>
-              </w:rPr>
-              <w:t>)</w:t>
-            </w:r>
-            <w:r>
-              <w:rPr>
-                <w:color w:val="4D4D4A"/>
-              </w:rPr>
-              <w:br/>
-            </w:r>
-            <w:r>
-              <w:rPr>
-                <w:color w:val="1136B9"/>
-              </w:rPr>
-              <w:t>@</w:t>
-            </w:r>
-            <w:proofErr w:type="spellStart"/>
-            <w:r>
-              <w:rPr>
-                <w:color w:val="1136B9"/>
-              </w:rPr>
-              <w:t>ConfigurationProperties</w:t>
-            </w:r>
-            <w:proofErr w:type="spellEnd"/>
-            <w:r>
-              <w:rPr>
-                <w:color w:val="4D4D4A"/>
-              </w:rPr>
-              <w:t>(</w:t>
-            </w:r>
-            <w:r>
-              <w:rPr>
-                <w:color w:val="0F92E3"/>
-              </w:rPr>
-              <w:t>"</w:t>
-            </w:r>
-            <w:proofErr w:type="spellStart"/>
-            <w:r>
-              <w:rPr>
-                <w:color w:val="0F92E3"/>
-              </w:rPr>
-              <w:t>spring.new-datasource</w:t>
-            </w:r>
-            <w:proofErr w:type="spellEnd"/>
-            <w:r>
-              <w:rPr>
-                <w:color w:val="0F92E3"/>
-              </w:rPr>
-              <w:t>"</w:t>
+              <w:t>"spring.new-datasource"</w:t>
             </w:r>
             <w:r>
               <w:rPr>
@@ -3221,14 +2773,12 @@
               </w:rPr>
               <w:t xml:space="preserve">DataSource </w:t>
             </w:r>
-            <w:proofErr w:type="spellStart"/>
             <w:r>
               <w:rPr>
                 <w:color w:val="7748B7"/>
               </w:rPr>
               <w:t>secondaryDataSource</w:t>
             </w:r>
-            <w:proofErr w:type="spellEnd"/>
             <w:r>
               <w:rPr>
                 <w:color w:val="4D4D4A"/>
@@ -3242,7 +2792,6 @@
               <w:br/>
               <w:t xml:space="preserve">    </w:t>
             </w:r>
-            <w:proofErr w:type="spellStart"/>
             <w:r>
               <w:rPr>
                 <w:color w:val="79074C"/>
@@ -3277,7 +2826,6 @@
               </w:rPr>
               <w:t>println</w:t>
             </w:r>
-            <w:proofErr w:type="spellEnd"/>
             <w:r>
               <w:rPr>
                 <w:color w:val="4D4D4A"/>
@@ -3323,7 +2871,6 @@
               </w:rPr>
               <w:t xml:space="preserve">= </w:t>
             </w:r>
-            <w:proofErr w:type="spellStart"/>
             <w:r>
               <w:rPr>
                 <w:color w:val="79074C"/>
@@ -3344,7 +2891,6 @@
               </w:rPr>
               <w:t>create</w:t>
             </w:r>
-            <w:proofErr w:type="spellEnd"/>
             <w:r>
               <w:rPr>
                 <w:color w:val="4D4D4A"/>
@@ -3389,8 +2935,6 @@
               <w:br/>
               <w:t>}</w:t>
             </w:r>
-            <w:bookmarkStart w:id="0" w:name="_GoBack"/>
-            <w:bookmarkEnd w:id="0"/>
           </w:p>
           <w:p>
             <w:pPr>
@@ -3428,14 +2972,12 @@
               </w:rPr>
               <w:t xml:space="preserve">DataSource </w:t>
             </w:r>
-            <w:proofErr w:type="spellStart"/>
             <w:r>
               <w:rPr>
                 <w:color w:val="7748B7"/>
               </w:rPr>
               <w:t>createMainDataSource</w:t>
             </w:r>
-            <w:proofErr w:type="spellEnd"/>
             <w:r>
               <w:rPr>
                 <w:color w:val="4D4D4A"/>
@@ -3449,53 +2991,134 @@
               <w:br/>
               <w:t xml:space="preserve">    </w:t>
             </w:r>
-            <w:proofErr w:type="spellStart"/>
             <w:r>
               <w:rPr>
                 <w:color w:val="79074C"/>
               </w:rPr>
+              <w:t xml:space="preserve">HikariDataSource </w:t>
+            </w:r>
+            <w:r>
+              <w:rPr>
+                <w:color w:val="4D4D4A"/>
+              </w:rPr>
+              <w:t>hds</w:t>
+            </w:r>
+            <w:r>
+              <w:rPr>
+                <w:color w:val="EE5C09"/>
+              </w:rPr>
+              <w:t>=</w:t>
+            </w:r>
+            <w:r>
+              <w:rPr>
+                <w:color w:val="13A78C"/>
+              </w:rPr>
+              <w:t xml:space="preserve">new </w:t>
+            </w:r>
+            <w:r>
+              <w:rPr>
+                <w:color w:val="79074C"/>
+              </w:rPr>
               <w:t>HikariDataSource</w:t>
             </w:r>
-            <w:proofErr w:type="spellEnd"/>
-            <w:r>
-              <w:rPr>
-                <w:color w:val="79074C"/>
-              </w:rPr>
-              <w:t xml:space="preserve"> </w:t>
-            </w:r>
-            <w:proofErr w:type="spellStart"/>
             <w:r>
               <w:rPr>
                 <w:color w:val="4D4D4A"/>
               </w:rPr>
-              <w:t>hds</w:t>
-            </w:r>
-            <w:proofErr w:type="spellEnd"/>
-            <w:r>
-              <w:rPr>
-                <w:color w:val="EE5C09"/>
-              </w:rPr>
-              <w:t>=</w:t>
-            </w:r>
-            <w:r>
-              <w:rPr>
-                <w:color w:val="13A78C"/>
-              </w:rPr>
-              <w:t xml:space="preserve">new </w:t>
-            </w:r>
-            <w:proofErr w:type="spellStart"/>
-            <w:r>
-              <w:rPr>
-                <w:color w:val="79074C"/>
-              </w:rPr>
-              <w:t>HikariDataSource</w:t>
-            </w:r>
-            <w:proofErr w:type="spellEnd"/>
+              <w:t>();</w:t>
+            </w:r>
             <w:r>
               <w:rPr>
                 <w:color w:val="4D4D4A"/>
               </w:rPr>
-              <w:t>();</w:t>
+              <w:br/>
+              <w:t xml:space="preserve">    hds.</w:t>
+            </w:r>
+            <w:r>
+              <w:rPr>
+                <w:color w:val="1136B9"/>
+              </w:rPr>
+              <w:t>setJdbcUrl</w:t>
+            </w:r>
+            <w:r>
+              <w:rPr>
+                <w:color w:val="4D4D4A"/>
+              </w:rPr>
+              <w:t>(</w:t>
+            </w:r>
+            <w:r>
+              <w:rPr>
+                <w:color w:val="0F92E3"/>
+              </w:rPr>
+              <w:t>"jdbc:mysql://localhost:3306/sprbatch"</w:t>
+            </w:r>
+            <w:r>
+              <w:rPr>
+                <w:color w:val="4D4D4A"/>
+              </w:rPr>
+              <w:t>);</w:t>
+            </w:r>
+            <w:r>
+              <w:rPr>
+                <w:color w:val="4D4D4A"/>
+              </w:rPr>
+              <w:br/>
+              <w:t xml:space="preserve">    hds.</w:t>
+            </w:r>
+            <w:r>
+              <w:rPr>
+                <w:color w:val="1136B9"/>
+              </w:rPr>
+              <w:t>setUsername</w:t>
+            </w:r>
+            <w:r>
+              <w:rPr>
+                <w:color w:val="4D4D4A"/>
+              </w:rPr>
+              <w:t>(</w:t>
+            </w:r>
+            <w:r>
+              <w:rPr>
+                <w:color w:val="0F92E3"/>
+              </w:rPr>
+              <w:t>"mani"</w:t>
+            </w:r>
+            <w:r>
+              <w:rPr>
+                <w:color w:val="4D4D4A"/>
+              </w:rPr>
+              <w:t>);</w:t>
+            </w:r>
+            <w:r>
+              <w:rPr>
+                <w:color w:val="4D4D4A"/>
+              </w:rPr>
+              <w:br/>
+              <w:t xml:space="preserve">    hds.</w:t>
+            </w:r>
+            <w:r>
+              <w:rPr>
+                <w:color w:val="1136B9"/>
+              </w:rPr>
+              <w:t>setPassword</w:t>
+            </w:r>
+            <w:r>
+              <w:rPr>
+                <w:color w:val="4D4D4A"/>
+              </w:rPr>
+              <w:t>(</w:t>
+            </w:r>
+            <w:r>
+              <w:rPr>
+                <w:color w:val="0F92E3"/>
+              </w:rPr>
+              <w:t>"mani"</w:t>
+            </w:r>
+            <w:r>
+              <w:rPr>
+                <w:color w:val="4D4D4A"/>
+              </w:rPr>
+              <w:t>);</w:t>
             </w:r>
             <w:r>
               <w:rPr>
@@ -3504,198 +3127,17 @@
               <w:br/>
               <w:t xml:space="preserve">    </w:t>
             </w:r>
-            <w:proofErr w:type="spellStart"/>
+            <w:r>
+              <w:rPr>
+                <w:color w:val="13A78C"/>
+              </w:rPr>
+              <w:t xml:space="preserve">return </w:t>
+            </w:r>
             <w:r>
               <w:rPr>
                 <w:color w:val="4D4D4A"/>
               </w:rPr>
-              <w:t>hds.</w:t>
-            </w:r>
-            <w:r>
-              <w:rPr>
-                <w:color w:val="1136B9"/>
-              </w:rPr>
-              <w:t>setJdbcUrl</w:t>
-            </w:r>
-            <w:proofErr w:type="spellEnd"/>
-            <w:r>
-              <w:rPr>
-                <w:color w:val="4D4D4A"/>
-              </w:rPr>
-              <w:t>(</w:t>
-            </w:r>
-            <w:r>
-              <w:rPr>
-                <w:color w:val="0F92E3"/>
-              </w:rPr>
-              <w:t>"</w:t>
-            </w:r>
-            <w:proofErr w:type="spellStart"/>
-            <w:r>
-              <w:rPr>
-                <w:color w:val="0F92E3"/>
-              </w:rPr>
-              <w:t>jdbc:mysql</w:t>
-            </w:r>
-            <w:proofErr w:type="spellEnd"/>
-            <w:r>
-              <w:rPr>
-                <w:color w:val="0F92E3"/>
-              </w:rPr>
-              <w:t>://localhost:3306/</w:t>
-            </w:r>
-            <w:proofErr w:type="spellStart"/>
-            <w:r>
-              <w:rPr>
-                <w:color w:val="0F92E3"/>
-              </w:rPr>
-              <w:t>sprbatch</w:t>
-            </w:r>
-            <w:proofErr w:type="spellEnd"/>
-            <w:r>
-              <w:rPr>
-                <w:color w:val="0F92E3"/>
-              </w:rPr>
-              <w:t>"</w:t>
-            </w:r>
-            <w:r>
-              <w:rPr>
-                <w:color w:val="4D4D4A"/>
-              </w:rPr>
-              <w:t>);</w:t>
-            </w:r>
-            <w:r>
-              <w:rPr>
-                <w:color w:val="4D4D4A"/>
-              </w:rPr>
-              <w:br/>
-              <w:t xml:space="preserve">    </w:t>
-            </w:r>
-            <w:proofErr w:type="spellStart"/>
-            <w:r>
-              <w:rPr>
-                <w:color w:val="4D4D4A"/>
-              </w:rPr>
-              <w:t>hds.</w:t>
-            </w:r>
-            <w:r>
-              <w:rPr>
-                <w:color w:val="1136B9"/>
-              </w:rPr>
-              <w:t>setUsername</w:t>
-            </w:r>
-            <w:proofErr w:type="spellEnd"/>
-            <w:r>
-              <w:rPr>
-                <w:color w:val="4D4D4A"/>
-              </w:rPr>
-              <w:t>(</w:t>
-            </w:r>
-            <w:r>
-              <w:rPr>
-                <w:color w:val="0F92E3"/>
-              </w:rPr>
-              <w:t>"</w:t>
-            </w:r>
-            <w:proofErr w:type="spellStart"/>
-            <w:r>
-              <w:rPr>
-                <w:color w:val="0F92E3"/>
-              </w:rPr>
-              <w:t>mani</w:t>
-            </w:r>
-            <w:proofErr w:type="spellEnd"/>
-            <w:r>
-              <w:rPr>
-                <w:color w:val="0F92E3"/>
-              </w:rPr>
-              <w:t>"</w:t>
-            </w:r>
-            <w:r>
-              <w:rPr>
-                <w:color w:val="4D4D4A"/>
-              </w:rPr>
-              <w:t>);</w:t>
-            </w:r>
-            <w:r>
-              <w:rPr>
-                <w:color w:val="4D4D4A"/>
-              </w:rPr>
-              <w:br/>
-              <w:t xml:space="preserve">    </w:t>
-            </w:r>
-            <w:proofErr w:type="spellStart"/>
-            <w:r>
-              <w:rPr>
-                <w:color w:val="4D4D4A"/>
-              </w:rPr>
-              <w:t>hds.</w:t>
-            </w:r>
-            <w:r>
-              <w:rPr>
-                <w:color w:val="1136B9"/>
-              </w:rPr>
-              <w:t>setPassword</w:t>
-            </w:r>
-            <w:proofErr w:type="spellEnd"/>
-            <w:r>
-              <w:rPr>
-                <w:color w:val="4D4D4A"/>
-              </w:rPr>
-              <w:t>(</w:t>
-            </w:r>
-            <w:r>
-              <w:rPr>
-                <w:color w:val="0F92E3"/>
-              </w:rPr>
-              <w:t>"</w:t>
-            </w:r>
-            <w:proofErr w:type="spellStart"/>
-            <w:r>
-              <w:rPr>
-                <w:color w:val="0F92E3"/>
-              </w:rPr>
-              <w:t>mani</w:t>
-            </w:r>
-            <w:proofErr w:type="spellEnd"/>
-            <w:r>
-              <w:rPr>
-                <w:color w:val="0F92E3"/>
-              </w:rPr>
-              <w:t>"</w:t>
-            </w:r>
-            <w:r>
-              <w:rPr>
-                <w:color w:val="4D4D4A"/>
-              </w:rPr>
-              <w:t>);</w:t>
-            </w:r>
-            <w:r>
-              <w:rPr>
-                <w:color w:val="4D4D4A"/>
-              </w:rPr>
-              <w:br/>
-              <w:t xml:space="preserve">    </w:t>
-            </w:r>
-            <w:r>
-              <w:rPr>
-                <w:color w:val="13A78C"/>
-              </w:rPr>
-              <w:t xml:space="preserve">return </w:t>
-            </w:r>
-            <w:proofErr w:type="spellStart"/>
-            <w:r>
-              <w:rPr>
-                <w:color w:val="4D4D4A"/>
-              </w:rPr>
-              <w:t>hds</w:t>
-            </w:r>
-            <w:proofErr w:type="spellEnd"/>
-            <w:r>
-              <w:rPr>
-                <w:color w:val="4D4D4A"/>
-              </w:rPr>
-              <w:t>;</w:t>
+              <w:t>hds;</w:t>
             </w:r>
             <w:r>
               <w:rPr>
@@ -3856,51 +3298,7 @@
           <w:szCs w:val="20"/>
           <w:lang w:eastAsia="en-IN"/>
         </w:rPr>
-        <w:t xml:space="preserve">## </w:t>
-      </w:r>
-      <w:proofErr w:type="gramStart"/>
-      <w:r>
-        <w:rPr>
-          <w:rFonts w:ascii="Courier New" w:eastAsia="Times New Roman" w:hAnsi="Courier New" w:cs="Courier New"/>
-          <w:color w:val="0F92E3"/>
-          <w:sz w:val="24"/>
-          <w:szCs w:val="20"/>
-          <w:lang w:eastAsia="en-IN"/>
-        </w:rPr>
-        <w:t>in</w:t>
-      </w:r>
-      <w:proofErr w:type="gramEnd"/>
-      <w:r>
-        <w:rPr>
-          <w:rFonts w:ascii="Courier New" w:eastAsia="Times New Roman" w:hAnsi="Courier New" w:cs="Courier New"/>
-          <w:color w:val="0F92E3"/>
-          <w:sz w:val="24"/>
-          <w:szCs w:val="20"/>
-          <w:lang w:eastAsia="en-IN"/>
-        </w:rPr>
-        <w:t xml:space="preserve"> the above we should not use key called “url “, we should use only key called “</w:t>
-      </w:r>
-      <w:proofErr w:type="spellStart"/>
-      <w:r>
-        <w:rPr>
-          <w:rFonts w:ascii="Courier New" w:eastAsia="Times New Roman" w:hAnsi="Courier New" w:cs="Courier New"/>
-          <w:color w:val="0F92E3"/>
-          <w:sz w:val="24"/>
-          <w:szCs w:val="20"/>
-          <w:lang w:eastAsia="en-IN"/>
-        </w:rPr>
-        <w:t>jdbc</w:t>
-      </w:r>
-      <w:proofErr w:type="spellEnd"/>
-      <w:r>
-        <w:rPr>
-          <w:rFonts w:ascii="Courier New" w:eastAsia="Times New Roman" w:hAnsi="Courier New" w:cs="Courier New"/>
-          <w:color w:val="0F92E3"/>
-          <w:sz w:val="24"/>
-          <w:szCs w:val="20"/>
-          <w:lang w:eastAsia="en-IN"/>
-        </w:rPr>
-        <w:t>-url”</w:t>
+        <w:t>## in the above we should not use key called “url “, we should use only key called “jdbc-url”</w:t>
       </w:r>
     </w:p>
     <w:p>
@@ -3941,117 +3339,7 @@
           <w:szCs w:val="20"/>
           <w:lang w:eastAsia="en-IN"/>
         </w:rPr>
-        <w:t xml:space="preserve">As these keys will be binded to </w:t>
-      </w:r>
-      <w:proofErr w:type="spellStart"/>
-      <w:r>
-        <w:rPr>
-          <w:rFonts w:ascii="Courier New" w:eastAsia="Times New Roman" w:hAnsi="Courier New" w:cs="Courier New"/>
-          <w:color w:val="0F92E3"/>
-          <w:sz w:val="24"/>
-          <w:szCs w:val="20"/>
-          <w:lang w:eastAsia="en-IN"/>
-        </w:rPr>
-        <w:t>hikari</w:t>
-      </w:r>
-      <w:proofErr w:type="spellEnd"/>
-      <w:r>
-        <w:rPr>
-          <w:rFonts w:ascii="Courier New" w:eastAsia="Times New Roman" w:hAnsi="Courier New" w:cs="Courier New"/>
-          <w:color w:val="0F92E3"/>
-          <w:sz w:val="24"/>
-          <w:szCs w:val="20"/>
-          <w:lang w:eastAsia="en-IN"/>
-        </w:rPr>
-        <w:t xml:space="preserve"> </w:t>
-      </w:r>
-      <w:proofErr w:type="spellStart"/>
-      <w:r>
-        <w:rPr>
-          <w:rFonts w:ascii="Courier New" w:eastAsia="Times New Roman" w:hAnsi="Courier New" w:cs="Courier New"/>
-          <w:color w:val="0F92E3"/>
-          <w:sz w:val="24"/>
-          <w:szCs w:val="20"/>
-          <w:lang w:eastAsia="en-IN"/>
-        </w:rPr>
-        <w:t>datasource</w:t>
-      </w:r>
-      <w:proofErr w:type="spellEnd"/>
-      <w:r>
-        <w:rPr>
-          <w:rFonts w:ascii="Courier New" w:eastAsia="Times New Roman" w:hAnsi="Courier New" w:cs="Courier New"/>
-          <w:color w:val="0F92E3"/>
-          <w:sz w:val="24"/>
-          <w:szCs w:val="20"/>
-          <w:lang w:eastAsia="en-IN"/>
-        </w:rPr>
-        <w:t xml:space="preserve">, in </w:t>
-      </w:r>
-      <w:proofErr w:type="spellStart"/>
-      <w:r>
-        <w:rPr>
-          <w:rFonts w:ascii="Courier New" w:eastAsia="Times New Roman" w:hAnsi="Courier New" w:cs="Courier New"/>
-          <w:color w:val="0F92E3"/>
-          <w:sz w:val="24"/>
-          <w:szCs w:val="20"/>
-          <w:lang w:eastAsia="en-IN"/>
-        </w:rPr>
-        <w:t>hikari</w:t>
-      </w:r>
-      <w:proofErr w:type="spellEnd"/>
-      <w:r>
-        <w:rPr>
-          <w:rFonts w:ascii="Courier New" w:eastAsia="Times New Roman" w:hAnsi="Courier New" w:cs="Courier New"/>
-          <w:color w:val="0F92E3"/>
-          <w:sz w:val="24"/>
-          <w:szCs w:val="20"/>
-          <w:lang w:eastAsia="en-IN"/>
-        </w:rPr>
-        <w:t xml:space="preserve"> </w:t>
-      </w:r>
-      <w:proofErr w:type="spellStart"/>
-      <w:r>
-        <w:rPr>
-          <w:rFonts w:ascii="Courier New" w:eastAsia="Times New Roman" w:hAnsi="Courier New" w:cs="Courier New"/>
-          <w:color w:val="0F92E3"/>
-          <w:sz w:val="24"/>
-          <w:szCs w:val="20"/>
-          <w:lang w:eastAsia="en-IN"/>
-        </w:rPr>
-        <w:t>datasource</w:t>
-      </w:r>
-      <w:proofErr w:type="spellEnd"/>
-      <w:r>
-        <w:rPr>
-          <w:rFonts w:ascii="Courier New" w:eastAsia="Times New Roman" w:hAnsi="Courier New" w:cs="Courier New"/>
-          <w:color w:val="0F92E3"/>
-          <w:sz w:val="24"/>
-          <w:szCs w:val="20"/>
-          <w:lang w:eastAsia="en-IN"/>
-        </w:rPr>
-        <w:t xml:space="preserve"> we have only “</w:t>
-      </w:r>
-      <w:proofErr w:type="spellStart"/>
-      <w:r>
-        <w:rPr>
-          <w:rFonts w:ascii="Courier New" w:eastAsia="Times New Roman" w:hAnsi="Courier New" w:cs="Courier New"/>
-          <w:color w:val="0F92E3"/>
-          <w:sz w:val="24"/>
-          <w:szCs w:val="20"/>
-          <w:lang w:eastAsia="en-IN"/>
-        </w:rPr>
-        <w:t>jdbcUrl</w:t>
-      </w:r>
-      <w:proofErr w:type="spellEnd"/>
-      <w:r>
-        <w:rPr>
-          <w:rFonts w:ascii="Courier New" w:eastAsia="Times New Roman" w:hAnsi="Courier New" w:cs="Courier New"/>
-          <w:color w:val="0F92E3"/>
-          <w:sz w:val="24"/>
-          <w:szCs w:val="20"/>
-          <w:lang w:eastAsia="en-IN"/>
-        </w:rPr>
-        <w:t>”</w:t>
+        <w:t>As these keys will be binded to hikari datasource, in hikari datasource we have only “jdbcUrl”</w:t>
       </w:r>
       <w:r>
         <w:rPr>
@@ -4104,7 +3392,6 @@
           <w:lang w:eastAsia="en-IN"/>
         </w:rPr>
       </w:pPr>
-      <w:proofErr w:type="gramStart"/>
       <w:r>
         <w:rPr>
           <w:rFonts w:ascii="Courier New" w:eastAsia="Times New Roman" w:hAnsi="Courier New" w:cs="Courier New"/>
@@ -4113,9 +3400,8 @@
           <w:szCs w:val="20"/>
           <w:lang w:eastAsia="en-IN"/>
         </w:rPr>
-        <w:t>uses</w:t>
-      </w:r>
-      <w:proofErr w:type="gramEnd"/>
+        <w:t>uses this datasource</w:t>
+      </w:r>
       <w:r>
         <w:rPr>
           <w:rFonts w:ascii="Courier New" w:eastAsia="Times New Roman" w:hAnsi="Courier New" w:cs="Courier New"/>
@@ -4124,9 +3410,28 @@
           <w:szCs w:val="20"/>
           <w:lang w:eastAsia="en-IN"/>
         </w:rPr>
-        <w:t xml:space="preserve"> this </w:t>
-      </w:r>
-      <w:proofErr w:type="spellStart"/>
+        <w:br/>
+      </w:r>
+      <w:r>
+        <w:rPr>
+          <w:rFonts w:ascii="Courier New" w:eastAsia="Times New Roman" w:hAnsi="Courier New" w:cs="Courier New"/>
+          <w:color w:val="79074C"/>
+          <w:sz w:val="24"/>
+          <w:szCs w:val="20"/>
+          <w:lang w:eastAsia="en-IN"/>
+        </w:rPr>
+        <w:t>spring.old-datasource.username</w:t>
+      </w:r>
+      <w:r>
+        <w:rPr>
+          <w:rFonts w:ascii="Courier New" w:eastAsia="Times New Roman" w:hAnsi="Courier New" w:cs="Courier New"/>
+          <w:color w:val="EE5C09"/>
+          <w:sz w:val="24"/>
+          <w:szCs w:val="20"/>
+          <w:lang w:eastAsia="en-IN"/>
+        </w:rPr>
+        <w:t>=</w:t>
+      </w:r>
       <w:r>
         <w:rPr>
           <w:rFonts w:ascii="Courier New" w:eastAsia="Times New Roman" w:hAnsi="Courier New" w:cs="Courier New"/>
@@ -4135,9 +3440,8 @@
           <w:szCs w:val="20"/>
           <w:lang w:eastAsia="en-IN"/>
         </w:rPr>
-        <w:t>datasource</w:t>
-      </w:r>
-      <w:proofErr w:type="spellEnd"/>
+        <w:t>mani</w:t>
+      </w:r>
       <w:r>
         <w:rPr>
           <w:rFonts w:ascii="Courier New" w:eastAsia="Times New Roman" w:hAnsi="Courier New" w:cs="Courier New"/>
@@ -4148,7 +3452,6 @@
         </w:rPr>
         <w:br/>
       </w:r>
-      <w:proofErr w:type="spellStart"/>
       <w:r>
         <w:rPr>
           <w:rFonts w:ascii="Courier New" w:eastAsia="Times New Roman" w:hAnsi="Courier New" w:cs="Courier New"/>
@@ -4157,9 +3460,9 @@
           <w:szCs w:val="20"/>
           <w:lang w:eastAsia="en-IN"/>
         </w:rPr>
-        <w:t>spring.old-datasource.username</w:t>
-      </w:r>
-      <w:proofErr w:type="spellEnd"/>
+        <w:lastRenderedPageBreak/>
+        <w:t>spring.old-datasource.password</w:t>
+      </w:r>
       <w:r>
         <w:rPr>
           <w:rFonts w:ascii="Courier New" w:eastAsia="Times New Roman" w:hAnsi="Courier New" w:cs="Courier New"/>
@@ -4170,7 +3473,6 @@
         </w:rPr>
         <w:t>=</w:t>
       </w:r>
-      <w:proofErr w:type="spellStart"/>
       <w:r>
         <w:rPr>
           <w:rFonts w:ascii="Courier New" w:eastAsia="Times New Roman" w:hAnsi="Courier New" w:cs="Courier New"/>
@@ -4181,7 +3483,6 @@
         </w:rPr>
         <w:t>mani</w:t>
       </w:r>
-      <w:proofErr w:type="spellEnd"/>
       <w:r>
         <w:rPr>
           <w:rFonts w:ascii="Courier New" w:eastAsia="Times New Roman" w:hAnsi="Courier New" w:cs="Courier New"/>
@@ -4192,7 +3493,6 @@
         </w:rPr>
         <w:br/>
       </w:r>
-      <w:proofErr w:type="spellStart"/>
       <w:r>
         <w:rPr>
           <w:rFonts w:ascii="Courier New" w:eastAsia="Times New Roman" w:hAnsi="Courier New" w:cs="Courier New"/>
@@ -4201,9 +3501,8 @@
           <w:szCs w:val="20"/>
           <w:lang w:eastAsia="en-IN"/>
         </w:rPr>
-        <w:t>spring.old-datasource.password</w:t>
-      </w:r>
-      <w:proofErr w:type="spellEnd"/>
+        <w:t>spring.old-datasource.driverClassName</w:t>
+      </w:r>
       <w:r>
         <w:rPr>
           <w:rFonts w:ascii="Courier New" w:eastAsia="Times New Roman" w:hAnsi="Courier New" w:cs="Courier New"/>
@@ -4214,7 +3513,6 @@
         </w:rPr>
         <w:t>=</w:t>
       </w:r>
-      <w:proofErr w:type="spellStart"/>
       <w:r>
         <w:rPr>
           <w:rFonts w:ascii="Courier New" w:eastAsia="Times New Roman" w:hAnsi="Courier New" w:cs="Courier New"/>
@@ -4223,53 +3521,8 @@
           <w:szCs w:val="20"/>
           <w:lang w:eastAsia="en-IN"/>
         </w:rPr>
-        <w:t>mani</w:t>
-      </w:r>
-      <w:proofErr w:type="spellEnd"/>
-      <w:r>
-        <w:rPr>
-          <w:rFonts w:ascii="Courier New" w:eastAsia="Times New Roman" w:hAnsi="Courier New" w:cs="Courier New"/>
-          <w:color w:val="0F92E3"/>
-          <w:sz w:val="24"/>
-          <w:szCs w:val="20"/>
-          <w:lang w:eastAsia="en-IN"/>
-        </w:rPr>
-        <w:br/>
-      </w:r>
-      <w:proofErr w:type="spellStart"/>
-      <w:r>
-        <w:rPr>
-          <w:rFonts w:ascii="Courier New" w:eastAsia="Times New Roman" w:hAnsi="Courier New" w:cs="Courier New"/>
-          <w:color w:val="79074C"/>
-          <w:sz w:val="24"/>
-          <w:szCs w:val="20"/>
-          <w:lang w:eastAsia="en-IN"/>
-        </w:rPr>
-        <w:t>spring.old-datasource.driverClassName</w:t>
-      </w:r>
-      <w:proofErr w:type="spellEnd"/>
-      <w:r>
-        <w:rPr>
-          <w:rFonts w:ascii="Courier New" w:eastAsia="Times New Roman" w:hAnsi="Courier New" w:cs="Courier New"/>
-          <w:color w:val="EE5C09"/>
-          <w:sz w:val="24"/>
-          <w:szCs w:val="20"/>
-          <w:lang w:eastAsia="en-IN"/>
-        </w:rPr>
-        <w:t>=</w:t>
-      </w:r>
-      <w:proofErr w:type="spellStart"/>
-      <w:r>
-        <w:rPr>
-          <w:rFonts w:ascii="Courier New" w:eastAsia="Times New Roman" w:hAnsi="Courier New" w:cs="Courier New"/>
-          <w:color w:val="0F92E3"/>
-          <w:sz w:val="24"/>
-          <w:szCs w:val="20"/>
-          <w:lang w:eastAsia="en-IN"/>
-        </w:rPr>
         <w:t>com.mysql.cj.jdbc.Driver</w:t>
       </w:r>
-      <w:proofErr w:type="spellEnd"/>
     </w:p>
     <w:p/>
     <w:p>
@@ -4287,7 +3540,6 @@
         <w:rPr>
           <w:sz w:val="24"/>
         </w:rPr>
-        <w:lastRenderedPageBreak/>
         <w:t>If u are defining custom keys, we should tell how to bind</w:t>
       </w:r>
     </w:p>
@@ -4306,21 +3558,7 @@
         <w:rPr>
           <w:sz w:val="24"/>
         </w:rPr>
-        <w:t xml:space="preserve">and manually we should create </w:t>
-      </w:r>
-      <w:proofErr w:type="spellStart"/>
-      <w:r>
-        <w:rPr>
-          <w:sz w:val="24"/>
-        </w:rPr>
-        <w:t>datasource</w:t>
-      </w:r>
-      <w:proofErr w:type="spellEnd"/>
-      <w:r>
-        <w:rPr>
-          <w:sz w:val="24"/>
-        </w:rPr>
-        <w:t xml:space="preserve"> as below</w:t>
+        <w:t>and manually we should create datasource as below</w:t>
       </w:r>
     </w:p>
     <w:p>
@@ -4384,30 +3622,8 @@
           <w:lang w:eastAsia="en-IN"/>
         </w:rPr>
         <w:br/>
-      </w:r>
-      <w:proofErr w:type="gramStart"/>
-      <w:r>
-        <w:rPr>
-          <w:rFonts w:ascii="Courier New" w:eastAsia="Times New Roman" w:hAnsi="Courier New" w:cs="Courier New"/>
-          <w:color w:val="1136B9"/>
-          <w:sz w:val="20"/>
-          <w:szCs w:val="20"/>
-          <w:lang w:eastAsia="en-IN"/>
-        </w:rPr>
-        <w:t>@</w:t>
-      </w:r>
-      <w:proofErr w:type="spellStart"/>
-      <w:r>
-        <w:rPr>
-          <w:rFonts w:ascii="Courier New" w:eastAsia="Times New Roman" w:hAnsi="Courier New" w:cs="Courier New"/>
-          <w:color w:val="1136B9"/>
-          <w:sz w:val="20"/>
-          <w:szCs w:val="20"/>
-          <w:lang w:eastAsia="en-IN"/>
-        </w:rPr>
-        <w:t>ConfigurationProperties</w:t>
-      </w:r>
-      <w:proofErr w:type="spellEnd"/>
+        <w:t>@ConfigurationProperties</w:t>
+      </w:r>
       <w:r>
         <w:rPr>
           <w:rFonts w:ascii="Courier New" w:eastAsia="Times New Roman" w:hAnsi="Courier New" w:cs="Courier New"/>
@@ -4418,7 +3634,6 @@
         </w:rPr>
         <w:t>(</w:t>
       </w:r>
-      <w:proofErr w:type="gramEnd"/>
       <w:r>
         <w:rPr>
           <w:rFonts w:ascii="Courier New" w:eastAsia="Times New Roman" w:hAnsi="Courier New" w:cs="Courier New"/>
@@ -4427,29 +3642,7 @@
           <w:szCs w:val="20"/>
           <w:lang w:eastAsia="en-IN"/>
         </w:rPr>
-        <w:t>"</w:t>
-      </w:r>
-      <w:proofErr w:type="spellStart"/>
-      <w:r>
-        <w:rPr>
-          <w:rFonts w:ascii="Courier New" w:eastAsia="Times New Roman" w:hAnsi="Courier New" w:cs="Courier New"/>
-          <w:color w:val="0F92E3"/>
-          <w:sz w:val="20"/>
-          <w:szCs w:val="20"/>
-          <w:lang w:eastAsia="en-IN"/>
-        </w:rPr>
-        <w:t>spring.old-datasource</w:t>
-      </w:r>
-      <w:proofErr w:type="spellEnd"/>
-      <w:r>
-        <w:rPr>
-          <w:rFonts w:ascii="Courier New" w:eastAsia="Times New Roman" w:hAnsi="Courier New" w:cs="Courier New"/>
-          <w:color w:val="0F92E3"/>
-          <w:sz w:val="20"/>
-          <w:szCs w:val="20"/>
-          <w:lang w:eastAsia="en-IN"/>
-        </w:rPr>
-        <w:t>"</w:t>
+        <w:t>"spring.old-datasource"</w:t>
       </w:r>
       <w:r>
         <w:rPr>
@@ -4493,7 +3686,6 @@
         </w:rPr>
         <w:t xml:space="preserve">DataSource </w:t>
       </w:r>
-      <w:proofErr w:type="spellStart"/>
       <w:r>
         <w:rPr>
           <w:rFonts w:ascii="Courier New" w:eastAsia="Times New Roman" w:hAnsi="Courier New" w:cs="Courier New"/>
@@ -4504,7 +3696,6 @@
         </w:rPr>
         <w:t>createMainDataSource</w:t>
       </w:r>
-      <w:proofErr w:type="spellEnd"/>
       <w:r>
         <w:rPr>
           <w:rFonts w:ascii="Courier New" w:eastAsia="Times New Roman" w:hAnsi="Courier New" w:cs="Courier New"/>
@@ -4526,7 +3717,6 @@
         <w:br/>
         <w:t xml:space="preserve">    </w:t>
       </w:r>
-      <w:proofErr w:type="spellStart"/>
       <w:r>
         <w:rPr>
           <w:rFonts w:ascii="Courier New" w:eastAsia="Times New Roman" w:hAnsi="Courier New" w:cs="Courier New"/>
@@ -4581,7 +3771,6 @@
         </w:rPr>
         <w:t>println</w:t>
       </w:r>
-      <w:proofErr w:type="spellEnd"/>
       <w:r>
         <w:rPr>
           <w:rFonts w:ascii="Courier New" w:eastAsia="Times New Roman" w:hAnsi="Courier New" w:cs="Courier New"/>
@@ -4655,7 +3844,6 @@
         </w:rPr>
         <w:t xml:space="preserve">= </w:t>
       </w:r>
-      <w:proofErr w:type="spellStart"/>
       <w:r>
         <w:rPr>
           <w:rFonts w:ascii="Courier New" w:eastAsia="Times New Roman" w:hAnsi="Courier New" w:cs="Courier New"/>
@@ -4688,7 +3876,6 @@
         </w:rPr>
         <w:t>create</w:t>
       </w:r>
-      <w:proofErr w:type="spellEnd"/>
       <w:r>
         <w:rPr>
           <w:rFonts w:ascii="Courier New" w:eastAsia="Times New Roman" w:hAnsi="Courier New" w:cs="Courier New"/>
@@ -4730,7 +3917,6 @@
         <w:br/>
         <w:t xml:space="preserve">    </w:t>
       </w:r>
-      <w:proofErr w:type="spellStart"/>
       <w:r>
         <w:rPr>
           <w:rFonts w:ascii="Courier New" w:eastAsia="Times New Roman" w:hAnsi="Courier New" w:cs="Courier New"/>
@@ -4785,7 +3971,6 @@
         </w:rPr>
         <w:t>println</w:t>
       </w:r>
-      <w:proofErr w:type="spellEnd"/>
       <w:r>
         <w:rPr>
           <w:rFonts w:ascii="Courier New" w:eastAsia="Times New Roman" w:hAnsi="Courier New" w:cs="Courier New"/>
@@ -4935,51 +4120,7 @@
           <w:szCs w:val="23"/>
           <w:lang w:eastAsia="en-IN"/>
         </w:rPr>
-        <w:t xml:space="preserve"># </w:t>
-      </w:r>
-      <w:proofErr w:type="gramStart"/>
-      <w:r>
-        <w:rPr>
-          <w:rFonts w:ascii="Consolas" w:eastAsia="Times New Roman" w:hAnsi="Consolas" w:cs="Courier New"/>
-          <w:color w:val="7F007F"/>
-          <w:sz w:val="23"/>
-          <w:szCs w:val="23"/>
-          <w:lang w:eastAsia="en-IN"/>
-        </w:rPr>
-        <w:t>These</w:t>
-      </w:r>
-      <w:proofErr w:type="gramEnd"/>
-      <w:r>
-        <w:rPr>
-          <w:rFonts w:ascii="Consolas" w:eastAsia="Times New Roman" w:hAnsi="Consolas" w:cs="Courier New"/>
-          <w:color w:val="7F007F"/>
-          <w:sz w:val="23"/>
-          <w:szCs w:val="23"/>
-          <w:lang w:eastAsia="en-IN"/>
-        </w:rPr>
-        <w:t xml:space="preserve"> </w:t>
-      </w:r>
-      <w:proofErr w:type="spellStart"/>
-      <w:r>
-        <w:rPr>
-          <w:rFonts w:ascii="Consolas" w:eastAsia="Times New Roman" w:hAnsi="Consolas" w:cs="Courier New"/>
-          <w:color w:val="7F007F"/>
-          <w:sz w:val="23"/>
-          <w:szCs w:val="23"/>
-          <w:lang w:eastAsia="en-IN"/>
-        </w:rPr>
-        <w:t>cant</w:t>
-      </w:r>
-      <w:proofErr w:type="spellEnd"/>
-      <w:r>
-        <w:rPr>
-          <w:rFonts w:ascii="Consolas" w:eastAsia="Times New Roman" w:hAnsi="Consolas" w:cs="Courier New"/>
-          <w:color w:val="7F007F"/>
-          <w:sz w:val="23"/>
-          <w:szCs w:val="23"/>
-          <w:lang w:eastAsia="en-IN"/>
-        </w:rPr>
-        <w:t xml:space="preserve"> be used</w:t>
+        <w:t># These cant be used</w:t>
       </w:r>
     </w:p>
     <w:p>
@@ -5036,51 +4177,7 @@
           <w:szCs w:val="23"/>
           <w:lang w:eastAsia="en-IN"/>
         </w:rPr>
-        <w:t>=</w:t>
-      </w:r>
-      <w:proofErr w:type="spellStart"/>
-      <w:r>
-        <w:rPr>
-          <w:rFonts w:ascii="Consolas" w:eastAsia="Times New Roman" w:hAnsi="Consolas" w:cs="Courier New"/>
-          <w:color w:val="000000"/>
-          <w:sz w:val="23"/>
-          <w:szCs w:val="23"/>
-          <w:lang w:eastAsia="en-IN"/>
-        </w:rPr>
-        <w:t>jdbc:mysql</w:t>
-      </w:r>
-      <w:proofErr w:type="spellEnd"/>
-      <w:r>
-        <w:rPr>
-          <w:rFonts w:ascii="Consolas" w:eastAsia="Times New Roman" w:hAnsi="Consolas" w:cs="Courier New"/>
-          <w:color w:val="000000"/>
-          <w:sz w:val="23"/>
-          <w:szCs w:val="23"/>
-          <w:lang w:eastAsia="en-IN"/>
-        </w:rPr>
-        <w:t>://</w:t>
-      </w:r>
-      <w:proofErr w:type="spellStart"/>
-      <w:r>
-        <w:rPr>
-          <w:rFonts w:ascii="Consolas" w:eastAsia="Times New Roman" w:hAnsi="Consolas" w:cs="Courier New"/>
-          <w:color w:val="000000"/>
-          <w:sz w:val="23"/>
-          <w:szCs w:val="23"/>
-          <w:lang w:eastAsia="en-IN"/>
-        </w:rPr>
-        <w:t>localhost</w:t>
-      </w:r>
-      <w:proofErr w:type="spellEnd"/>
-      <w:r>
-        <w:rPr>
-          <w:rFonts w:ascii="Consolas" w:eastAsia="Times New Roman" w:hAnsi="Consolas" w:cs="Courier New"/>
-          <w:color w:val="000000"/>
-          <w:sz w:val="23"/>
-          <w:szCs w:val="23"/>
-          <w:lang w:eastAsia="en-IN"/>
-        </w:rPr>
-        <w:t>/test</w:t>
+        <w:t>=jdbc:mysql://localhost/test</w:t>
       </w:r>
     </w:p>
     <w:p>
@@ -5119,7 +4216,6 @@
           <w:lang w:eastAsia="en-IN"/>
         </w:rPr>
       </w:pPr>
-      <w:proofErr w:type="spellStart"/>
       <w:r>
         <w:rPr>
           <w:rFonts w:ascii="Consolas" w:eastAsia="Times New Roman" w:hAnsi="Consolas" w:cs="Courier New"/>
@@ -5130,7 +4226,6 @@
         </w:rPr>
         <w:t>app.datasource.username</w:t>
       </w:r>
-      <w:proofErr w:type="spellEnd"/>
       <w:r>
         <w:rPr>
           <w:rFonts w:ascii="Consolas" w:eastAsia="Times New Roman" w:hAnsi="Consolas" w:cs="Courier New"/>
@@ -5139,20 +4234,8 @@
           <w:szCs w:val="23"/>
           <w:lang w:eastAsia="en-IN"/>
         </w:rPr>
-        <w:t>=</w:t>
-      </w:r>
-      <w:proofErr w:type="spellStart"/>
-      <w:r>
-        <w:rPr>
-          <w:rFonts w:ascii="Consolas" w:eastAsia="Times New Roman" w:hAnsi="Consolas" w:cs="Courier New"/>
-          <w:color w:val="000000"/>
-          <w:sz w:val="23"/>
-          <w:szCs w:val="23"/>
-          <w:lang w:eastAsia="en-IN"/>
-        </w:rPr>
-        <w:t>dbuser</w:t>
-      </w:r>
-      <w:proofErr w:type="spellEnd"/>
+        <w:t>=dbuser</w:t>
+      </w:r>
     </w:p>
     <w:p>
       <w:pPr>
@@ -5190,7 +4273,6 @@
           <w:lang w:eastAsia="en-IN"/>
         </w:rPr>
       </w:pPr>
-      <w:proofErr w:type="spellStart"/>
       <w:r>
         <w:rPr>
           <w:rFonts w:ascii="Consolas" w:eastAsia="Times New Roman" w:hAnsi="Consolas" w:cs="Courier New"/>
@@ -5201,7 +4283,6 @@
         </w:rPr>
         <w:t>app.datasource.password</w:t>
       </w:r>
-      <w:proofErr w:type="spellEnd"/>
       <w:r>
         <w:rPr>
           <w:rFonts w:ascii="Consolas" w:eastAsia="Times New Roman" w:hAnsi="Consolas" w:cs="Courier New"/>
@@ -5210,20 +4291,8 @@
           <w:szCs w:val="23"/>
           <w:lang w:eastAsia="en-IN"/>
         </w:rPr>
-        <w:t>=</w:t>
-      </w:r>
-      <w:proofErr w:type="spellStart"/>
-      <w:r>
-        <w:rPr>
-          <w:rFonts w:ascii="Consolas" w:eastAsia="Times New Roman" w:hAnsi="Consolas" w:cs="Courier New"/>
-          <w:color w:val="000000"/>
-          <w:sz w:val="23"/>
-          <w:szCs w:val="23"/>
-          <w:lang w:eastAsia="en-IN"/>
-        </w:rPr>
-        <w:t>dbpass</w:t>
-      </w:r>
-      <w:proofErr w:type="spellEnd"/>
+        <w:t>=dbpass</w:t>
+      </w:r>
     </w:p>
     <w:p>
       <w:pPr>
@@ -5261,8 +4330,6 @@
           <w:lang w:eastAsia="en-IN"/>
         </w:rPr>
       </w:pPr>
-      <w:proofErr w:type="spellStart"/>
-      <w:proofErr w:type="gramStart"/>
       <w:r>
         <w:rPr>
           <w:rFonts w:ascii="Consolas" w:eastAsia="Times New Roman" w:hAnsi="Consolas" w:cs="Courier New"/>
@@ -5271,18 +4338,7 @@
           <w:szCs w:val="23"/>
           <w:lang w:eastAsia="en-IN"/>
         </w:rPr>
-        <w:t>app.datasource.pool</w:t>
-      </w:r>
-      <w:proofErr w:type="spellEnd"/>
-      <w:r>
-        <w:rPr>
-          <w:rFonts w:ascii="Consolas" w:eastAsia="Times New Roman" w:hAnsi="Consolas" w:cs="Courier New"/>
-          <w:color w:val="7F007F"/>
-          <w:sz w:val="23"/>
-          <w:szCs w:val="23"/>
-          <w:lang w:eastAsia="en-IN"/>
-        </w:rPr>
-        <w:t>-size</w:t>
+        <w:t>app.datasource.pool-size</w:t>
       </w:r>
       <w:r>
         <w:rPr>
@@ -5292,18 +4348,7 @@
           <w:szCs w:val="23"/>
           <w:lang w:eastAsia="en-IN"/>
         </w:rPr>
-        <w:t>=</w:t>
-      </w:r>
-      <w:proofErr w:type="gramEnd"/>
-      <w:r>
-        <w:rPr>
-          <w:rFonts w:ascii="Consolas" w:eastAsia="Times New Roman" w:hAnsi="Consolas" w:cs="Courier New"/>
-          <w:color w:val="000000"/>
-          <w:sz w:val="23"/>
-          <w:szCs w:val="23"/>
-          <w:lang w:eastAsia="en-IN"/>
-        </w:rPr>
-        <w:t>30</w:t>
+        <w:t>=30</w:t>
       </w:r>
     </w:p>
     <w:p>
@@ -5370,9 +4415,20 @@
           <w:szCs w:val="27"/>
           <w:lang w:eastAsia="en-IN"/>
         </w:rPr>
-        <w:t xml:space="preserve"> interface exposes no properties). Also, if you happen to have </w:t>
-      </w:r>
-      <w:proofErr w:type="spellStart"/>
+        <w:t> interface exposes no properties). Also, if you happen to have Hikari on the classpath, this basic setup does not work, because Hikari has no </w:t>
+      </w:r>
+      <w:r>
+        <w:rPr>
+          <w:rFonts w:ascii="Consolas" w:eastAsia="Times New Roman" w:hAnsi="Consolas" w:cs="Courier New"/>
+          <w:color w:val="6D180B"/>
+          <w:sz w:val="24"/>
+          <w:szCs w:val="24"/>
+          <w:bdr w:val="single" w:sz="6" w:space="1" w:color="CCCCCC" w:frame="1"/>
+          <w:shd w:val="clear" w:color="auto" w:fill="F2F2F2"/>
+          <w:lang w:eastAsia="en-IN"/>
+        </w:rPr>
+        <w:t>url</w:t>
+      </w:r>
       <w:r>
         <w:rPr>
           <w:rFonts w:ascii="Helvetica" w:eastAsia="Times New Roman" w:hAnsi="Helvetica" w:cs="Times New Roman"/>
@@ -5381,42 +4437,8 @@
           <w:szCs w:val="27"/>
           <w:lang w:eastAsia="en-IN"/>
         </w:rPr>
-        <w:t>Hikari</w:t>
-      </w:r>
-      <w:proofErr w:type="spellEnd"/>
-      <w:r>
-        <w:rPr>
-          <w:rFonts w:ascii="Helvetica" w:eastAsia="Times New Roman" w:hAnsi="Helvetica" w:cs="Times New Roman"/>
-          <w:color w:val="333333"/>
-          <w:sz w:val="27"/>
-          <w:szCs w:val="27"/>
-          <w:lang w:eastAsia="en-IN"/>
-        </w:rPr>
-        <w:t xml:space="preserve"> on the classpath, this basic setup does not work, because </w:t>
-      </w:r>
-      <w:proofErr w:type="spellStart"/>
-      <w:r>
-        <w:rPr>
-          <w:rFonts w:ascii="Helvetica" w:eastAsia="Times New Roman" w:hAnsi="Helvetica" w:cs="Times New Roman"/>
-          <w:color w:val="333333"/>
-          <w:sz w:val="27"/>
-          <w:szCs w:val="27"/>
-          <w:lang w:eastAsia="en-IN"/>
-        </w:rPr>
-        <w:t>Hikari</w:t>
-      </w:r>
-      <w:proofErr w:type="spellEnd"/>
-      <w:r>
-        <w:rPr>
-          <w:rFonts w:ascii="Helvetica" w:eastAsia="Times New Roman" w:hAnsi="Helvetica" w:cs="Times New Roman"/>
-          <w:color w:val="333333"/>
-          <w:sz w:val="27"/>
-          <w:szCs w:val="27"/>
-          <w:lang w:eastAsia="en-IN"/>
-        </w:rPr>
-        <w:t xml:space="preserve"> has no </w:t>
-      </w:r>
-      <w:proofErr w:type="gramStart"/>
+        <w:t> property (but does have a </w:t>
+      </w:r>
       <w:r>
         <w:rPr>
           <w:rFonts w:ascii="Consolas" w:eastAsia="Times New Roman" w:hAnsi="Consolas" w:cs="Courier New"/>
@@ -5427,33 +4449,8 @@
           <w:shd w:val="clear" w:color="auto" w:fill="F2F2F2"/>
           <w:lang w:eastAsia="en-IN"/>
         </w:rPr>
-        <w:t>url</w:t>
-      </w:r>
-      <w:proofErr w:type="gramEnd"/>
-      <w:r>
-        <w:rPr>
-          <w:rFonts w:ascii="Helvetica" w:eastAsia="Times New Roman" w:hAnsi="Helvetica" w:cs="Times New Roman"/>
-          <w:color w:val="333333"/>
-          <w:sz w:val="27"/>
-          <w:szCs w:val="27"/>
-          <w:lang w:eastAsia="en-IN"/>
-        </w:rPr>
-        <w:t> property (but does have a </w:t>
-      </w:r>
-      <w:proofErr w:type="spellStart"/>
-      <w:r>
-        <w:rPr>
-          <w:rFonts w:ascii="Consolas" w:eastAsia="Times New Roman" w:hAnsi="Consolas" w:cs="Courier New"/>
-          <w:color w:val="6D180B"/>
-          <w:sz w:val="24"/>
-          <w:szCs w:val="24"/>
-          <w:bdr w:val="single" w:sz="6" w:space="1" w:color="CCCCCC" w:frame="1"/>
-          <w:shd w:val="clear" w:color="auto" w:fill="F2F2F2"/>
-          <w:lang w:eastAsia="en-IN"/>
-        </w:rPr>
         <w:t>jdbcUrl</w:t>
       </w:r>
-      <w:proofErr w:type="spellEnd"/>
       <w:r>
         <w:rPr>
           <w:rFonts w:ascii="Helvetica" w:eastAsia="Times New Roman" w:hAnsi="Helvetica" w:cs="Times New Roman"/>
@@ -5501,7 +4498,6 @@
           <w:lang w:eastAsia="en-IN"/>
         </w:rPr>
       </w:pPr>
-      <w:proofErr w:type="spellStart"/>
       <w:r>
         <w:rPr>
           <w:rFonts w:ascii="Consolas" w:eastAsia="Times New Roman" w:hAnsi="Consolas" w:cs="Courier New"/>
@@ -5510,18 +4506,7 @@
           <w:szCs w:val="23"/>
           <w:lang w:eastAsia="en-IN"/>
         </w:rPr>
-        <w:t>app.datasource.jdbc</w:t>
-      </w:r>
-      <w:proofErr w:type="spellEnd"/>
-      <w:r>
-        <w:rPr>
-          <w:rFonts w:ascii="Consolas" w:eastAsia="Times New Roman" w:hAnsi="Consolas" w:cs="Courier New"/>
-          <w:color w:val="7F007F"/>
-          <w:sz w:val="23"/>
-          <w:szCs w:val="23"/>
-          <w:lang w:eastAsia="en-IN"/>
-        </w:rPr>
-        <w:t>-url</w:t>
+        <w:t>app.datasource.jdbc-url</w:t>
       </w:r>
       <w:r>
         <w:rPr>
@@ -5531,51 +4516,7 @@
           <w:szCs w:val="23"/>
           <w:lang w:eastAsia="en-IN"/>
         </w:rPr>
-        <w:t>=</w:t>
-      </w:r>
-      <w:proofErr w:type="spellStart"/>
-      <w:r>
-        <w:rPr>
-          <w:rFonts w:ascii="Consolas" w:eastAsia="Times New Roman" w:hAnsi="Consolas" w:cs="Courier New"/>
-          <w:color w:val="000000"/>
-          <w:sz w:val="23"/>
-          <w:szCs w:val="23"/>
-          <w:lang w:eastAsia="en-IN"/>
-        </w:rPr>
-        <w:t>jdbc:mysql</w:t>
-      </w:r>
-      <w:proofErr w:type="spellEnd"/>
-      <w:r>
-        <w:rPr>
-          <w:rFonts w:ascii="Consolas" w:eastAsia="Times New Roman" w:hAnsi="Consolas" w:cs="Courier New"/>
-          <w:color w:val="000000"/>
-          <w:sz w:val="23"/>
-          <w:szCs w:val="23"/>
-          <w:lang w:eastAsia="en-IN"/>
-        </w:rPr>
-        <w:t>://</w:t>
-      </w:r>
-      <w:proofErr w:type="spellStart"/>
-      <w:r>
-        <w:rPr>
-          <w:rFonts w:ascii="Consolas" w:eastAsia="Times New Roman" w:hAnsi="Consolas" w:cs="Courier New"/>
-          <w:color w:val="000000"/>
-          <w:sz w:val="23"/>
-          <w:szCs w:val="23"/>
-          <w:lang w:eastAsia="en-IN"/>
-        </w:rPr>
-        <w:t>localhost</w:t>
-      </w:r>
-      <w:proofErr w:type="spellEnd"/>
-      <w:r>
-        <w:rPr>
-          <w:rFonts w:ascii="Consolas" w:eastAsia="Times New Roman" w:hAnsi="Consolas" w:cs="Courier New"/>
-          <w:color w:val="000000"/>
-          <w:sz w:val="23"/>
-          <w:szCs w:val="23"/>
-          <w:lang w:eastAsia="en-IN"/>
-        </w:rPr>
-        <w:t>/test</w:t>
+        <w:t>=jdbc:mysql://localhost/test</w:t>
       </w:r>
     </w:p>
     <w:p>
@@ -5614,7 +4555,6 @@
           <w:lang w:eastAsia="en-IN"/>
         </w:rPr>
       </w:pPr>
-      <w:proofErr w:type="spellStart"/>
       <w:r>
         <w:rPr>
           <w:rFonts w:ascii="Consolas" w:eastAsia="Times New Roman" w:hAnsi="Consolas" w:cs="Courier New"/>
@@ -5625,7 +4565,6 @@
         </w:rPr>
         <w:t>app.datasource.username</w:t>
       </w:r>
-      <w:proofErr w:type="spellEnd"/>
       <w:r>
         <w:rPr>
           <w:rFonts w:ascii="Consolas" w:eastAsia="Times New Roman" w:hAnsi="Consolas" w:cs="Courier New"/>
@@ -5634,20 +4573,8 @@
           <w:szCs w:val="23"/>
           <w:lang w:eastAsia="en-IN"/>
         </w:rPr>
-        <w:t>=</w:t>
-      </w:r>
-      <w:proofErr w:type="spellStart"/>
-      <w:r>
-        <w:rPr>
-          <w:rFonts w:ascii="Consolas" w:eastAsia="Times New Roman" w:hAnsi="Consolas" w:cs="Courier New"/>
-          <w:color w:val="000000"/>
-          <w:sz w:val="23"/>
-          <w:szCs w:val="23"/>
-          <w:lang w:eastAsia="en-IN"/>
-        </w:rPr>
-        <w:t>dbuser</w:t>
-      </w:r>
-      <w:proofErr w:type="spellEnd"/>
+        <w:t>=dbuser</w:t>
+      </w:r>
     </w:p>
     <w:p>
       <w:pPr>
@@ -5685,7 +4612,6 @@
           <w:lang w:eastAsia="en-IN"/>
         </w:rPr>
       </w:pPr>
-      <w:proofErr w:type="spellStart"/>
       <w:r>
         <w:rPr>
           <w:rFonts w:ascii="Consolas" w:eastAsia="Times New Roman" w:hAnsi="Consolas" w:cs="Courier New"/>
@@ -5696,7 +4622,6 @@
         </w:rPr>
         <w:t>app.datasource.password</w:t>
       </w:r>
-      <w:proofErr w:type="spellEnd"/>
       <w:r>
         <w:rPr>
           <w:rFonts w:ascii="Consolas" w:eastAsia="Times New Roman" w:hAnsi="Consolas" w:cs="Courier New"/>
@@ -5705,20 +4630,8 @@
           <w:szCs w:val="23"/>
           <w:lang w:eastAsia="en-IN"/>
         </w:rPr>
-        <w:t>=</w:t>
-      </w:r>
-      <w:proofErr w:type="spellStart"/>
-      <w:r>
-        <w:rPr>
-          <w:rFonts w:ascii="Consolas" w:eastAsia="Times New Roman" w:hAnsi="Consolas" w:cs="Courier New"/>
-          <w:color w:val="000000"/>
-          <w:sz w:val="23"/>
-          <w:szCs w:val="23"/>
-          <w:lang w:eastAsia="en-IN"/>
-        </w:rPr>
-        <w:t>dbpass</w:t>
-      </w:r>
-      <w:proofErr w:type="spellEnd"/>
+        <w:t>=dbpass</w:t>
+      </w:r>
     </w:p>
     <w:p>
       <w:pPr>
@@ -5756,8 +4669,6 @@
           <w:lang w:eastAsia="en-IN"/>
         </w:rPr>
       </w:pPr>
-      <w:proofErr w:type="spellStart"/>
-      <w:proofErr w:type="gramStart"/>
       <w:r>
         <w:rPr>
           <w:rFonts w:ascii="Consolas" w:eastAsia="Times New Roman" w:hAnsi="Consolas" w:cs="Courier New"/>
@@ -5766,18 +4677,7 @@
           <w:szCs w:val="23"/>
           <w:lang w:eastAsia="en-IN"/>
         </w:rPr>
-        <w:t>app.datasource.maximum</w:t>
-      </w:r>
-      <w:proofErr w:type="spellEnd"/>
-      <w:r>
-        <w:rPr>
-          <w:rFonts w:ascii="Consolas" w:eastAsia="Times New Roman" w:hAnsi="Consolas" w:cs="Courier New"/>
-          <w:color w:val="7F007F"/>
-          <w:sz w:val="23"/>
-          <w:szCs w:val="23"/>
-          <w:lang w:eastAsia="en-IN"/>
-        </w:rPr>
-        <w:t>-pool-size</w:t>
+        <w:t>app.datasource.maximum-pool-size</w:t>
       </w:r>
       <w:r>
         <w:rPr>
@@ -5787,18 +4687,7 @@
           <w:szCs w:val="23"/>
           <w:lang w:eastAsia="en-IN"/>
         </w:rPr>
-        <w:t>=</w:t>
-      </w:r>
-      <w:proofErr w:type="gramEnd"/>
-      <w:r>
-        <w:rPr>
-          <w:rFonts w:ascii="Consolas" w:eastAsia="Times New Roman" w:hAnsi="Consolas" w:cs="Courier New"/>
-          <w:color w:val="000000"/>
-          <w:sz w:val="23"/>
-          <w:szCs w:val="23"/>
-          <w:lang w:eastAsia="en-IN"/>
-        </w:rPr>
-        <w:t>30</w:t>
+        <w:t>=30</w:t>
       </w:r>
     </w:p>
     <w:p>
@@ -5874,7 +4763,6 @@
           <w:lang w:eastAsia="en-IN"/>
         </w:rPr>
       </w:pPr>
-      <w:proofErr w:type="gramStart"/>
       <w:r>
         <w:rPr>
           <w:rFonts w:ascii="Consolas" w:eastAsia="Times New Roman" w:hAnsi="Consolas" w:cs="Courier New"/>
@@ -5883,40 +4771,7 @@
           <w:szCs w:val="23"/>
           <w:lang w:eastAsia="en-IN"/>
         </w:rPr>
-        <w:t>public</w:t>
-      </w:r>
-      <w:proofErr w:type="gramEnd"/>
-      <w:r>
-        <w:rPr>
-          <w:rFonts w:ascii="Consolas" w:eastAsia="Times New Roman" w:hAnsi="Consolas" w:cs="Courier New"/>
-          <w:color w:val="000000"/>
-          <w:sz w:val="23"/>
-          <w:szCs w:val="23"/>
-          <w:lang w:eastAsia="en-IN"/>
-        </w:rPr>
-        <w:t xml:space="preserve"> class </w:t>
-      </w:r>
-      <w:proofErr w:type="spellStart"/>
-      <w:r>
-        <w:rPr>
-          <w:rFonts w:ascii="Consolas" w:eastAsia="Times New Roman" w:hAnsi="Consolas" w:cs="Courier New"/>
-          <w:color w:val="000000"/>
-          <w:sz w:val="23"/>
-          <w:szCs w:val="23"/>
-          <w:lang w:eastAsia="en-IN"/>
-        </w:rPr>
-        <w:t>HikariConfig</w:t>
-      </w:r>
-      <w:proofErr w:type="spellEnd"/>
-      <w:r>
-        <w:rPr>
-          <w:rFonts w:ascii="Consolas" w:eastAsia="Times New Roman" w:hAnsi="Consolas" w:cs="Courier New"/>
-          <w:color w:val="000000"/>
-          <w:sz w:val="23"/>
-          <w:szCs w:val="23"/>
-          <w:lang w:eastAsia="en-IN"/>
-        </w:rPr>
-        <w:t xml:space="preserve"> {</w:t>
+        <w:t>public class HikariConfig {</w:t>
       </w:r>
     </w:p>
     <w:p>
@@ -5955,7 +4810,6 @@
           <w:lang w:eastAsia="en-IN"/>
         </w:rPr>
       </w:pPr>
-      <w:proofErr w:type="gramStart"/>
       <w:r>
         <w:rPr>
           <w:rFonts w:ascii="Consolas" w:eastAsia="Times New Roman" w:hAnsi="Consolas" w:cs="Courier New"/>
@@ -5964,40 +4818,7 @@
           <w:szCs w:val="23"/>
           <w:lang w:eastAsia="en-IN"/>
         </w:rPr>
-        <w:t>private</w:t>
-      </w:r>
-      <w:proofErr w:type="gramEnd"/>
-      <w:r>
-        <w:rPr>
-          <w:rFonts w:ascii="Consolas" w:eastAsia="Times New Roman" w:hAnsi="Consolas" w:cs="Courier New"/>
-          <w:color w:val="000000"/>
-          <w:sz w:val="23"/>
-          <w:szCs w:val="23"/>
-          <w:lang w:eastAsia="en-IN"/>
-        </w:rPr>
-        <w:t xml:space="preserve"> String </w:t>
-      </w:r>
-      <w:proofErr w:type="spellStart"/>
-      <w:r>
-        <w:rPr>
-          <w:rFonts w:ascii="Consolas" w:eastAsia="Times New Roman" w:hAnsi="Consolas" w:cs="Courier New"/>
-          <w:color w:val="000000"/>
-          <w:sz w:val="23"/>
-          <w:szCs w:val="23"/>
-          <w:lang w:eastAsia="en-IN"/>
-        </w:rPr>
-        <w:t>jdbcUrl</w:t>
-      </w:r>
-      <w:proofErr w:type="spellEnd"/>
-      <w:r>
-        <w:rPr>
-          <w:rFonts w:ascii="Consolas" w:eastAsia="Times New Roman" w:hAnsi="Consolas" w:cs="Courier New"/>
-          <w:color w:val="000000"/>
-          <w:sz w:val="23"/>
-          <w:szCs w:val="23"/>
-          <w:lang w:eastAsia="en-IN"/>
-        </w:rPr>
-        <w:t>;</w:t>
+        <w:t>private String jdbcUrl;</w:t>
       </w:r>
     </w:p>
     <w:p>
@@ -6135,14 +4956,12 @@
           <w:sz w:val="24"/>
         </w:rPr>
       </w:pPr>
-      <w:proofErr w:type="spellStart"/>
       <w:r>
         <w:rPr>
           <w:sz w:val="24"/>
         </w:rPr>
         <w:t>fdg</w:t>
       </w:r>
-      <w:proofErr w:type="spellEnd"/>
     </w:p>
     <w:p>
       <w:pPr>
@@ -6229,7 +5048,13 @@
           </w:tcPr>
           <w:p>
             <w:r>
+              <w:lastRenderedPageBreak/>
               <w:t>To see database list</w:t>
+            </w:r>
+          </w:p>
+          <w:p>
+            <w:r>
+              <w:t>to see tables</w:t>
             </w:r>
           </w:p>
         </w:tc>
@@ -6241,6 +5066,13 @@
             <w:r>
               <w:t>“show databases”</w:t>
             </w:r>
+          </w:p>
+          <w:p>
+            <w:r>
+              <w:t>show tables</w:t>
+            </w:r>
+            <w:bookmarkStart w:id="0" w:name="_GoBack"/>
+            <w:bookmarkEnd w:id="0"/>
           </w:p>
         </w:tc>
       </w:tr>
@@ -6264,16 +5096,7 @@
           </w:p>
           <w:p>
             <w:r>
-              <w:lastRenderedPageBreak/>
-              <w:t xml:space="preserve">Normal user </w:t>
-            </w:r>
-            <w:proofErr w:type="spellStart"/>
-            <w:r>
-              <w:t>cant</w:t>
-            </w:r>
-            <w:proofErr w:type="spellEnd"/>
-            <w:r>
-              <w:t xml:space="preserve"> create and see those db &amp; tables unless it was granted for him</w:t>
+              <w:t>Normal user cant create and see those db &amp; tables unless it was granted for him</w:t>
             </w:r>
           </w:p>
         </w:tc>
@@ -6283,32 +5106,7 @@
           </w:tcPr>
           <w:p>
             <w:r>
-              <w:lastRenderedPageBreak/>
-              <w:t>CREATE USER '</w:t>
-            </w:r>
-            <w:proofErr w:type="spellStart"/>
-            <w:r>
-              <w:t>mani</w:t>
-            </w:r>
-            <w:proofErr w:type="spellEnd"/>
-            <w:r>
-              <w:t>'@'</w:t>
-            </w:r>
-            <w:proofErr w:type="spellStart"/>
-            <w:r>
-              <w:t>localhost</w:t>
-            </w:r>
-            <w:proofErr w:type="spellEnd"/>
-            <w:r>
-              <w:t>' IDENTIFIED BY '</w:t>
-            </w:r>
-            <w:proofErr w:type="spellStart"/>
-            <w:r>
-              <w:t>mani</w:t>
-            </w:r>
-            <w:proofErr w:type="spellEnd"/>
-            <w:r>
-              <w:t>'</w:t>
+              <w:t>CREATE USER 'mani'@'localhost' IDENTIFIED BY 'mani'</w:t>
             </w:r>
           </w:p>
         </w:tc>
@@ -6320,77 +5118,20 @@
           </w:tcPr>
           <w:p>
             <w:r>
-              <w:lastRenderedPageBreak/>
               <w:t>Grant view or modify access to certain user</w:t>
             </w:r>
           </w:p>
           <w:p>
             <w:r>
-              <w:t>Note:- here db name “</w:t>
-            </w:r>
-            <w:proofErr w:type="spellStart"/>
-            <w:r>
-              <w:t>sprbatch</w:t>
-            </w:r>
-            <w:proofErr w:type="spellEnd"/>
-            <w:r>
-              <w:t xml:space="preserve">” is created by root user, hence by default other users </w:t>
-            </w:r>
-            <w:proofErr w:type="spellStart"/>
-            <w:r>
-              <w:t>cant</w:t>
-            </w:r>
-            <w:proofErr w:type="spellEnd"/>
-            <w:r>
-              <w:t xml:space="preserve"> see those db, Hence we are giving all privileges to user named “</w:t>
-            </w:r>
-            <w:proofErr w:type="spellStart"/>
-            <w:r>
-              <w:t>mani</w:t>
-            </w:r>
-            <w:proofErr w:type="spellEnd"/>
-            <w:r>
-              <w:t>” for a db/schema named “</w:t>
-            </w:r>
-            <w:proofErr w:type="spellStart"/>
-            <w:r>
-              <w:t>sprbatch</w:t>
-            </w:r>
-            <w:proofErr w:type="spellEnd"/>
-            <w:r>
-              <w:t>”</w:t>
-            </w:r>
-            <w:r>
-              <w:t xml:space="preserve"> only then </w:t>
-            </w:r>
-            <w:proofErr w:type="spellStart"/>
-            <w:r>
-              <w:t>mani</w:t>
-            </w:r>
-            <w:proofErr w:type="spellEnd"/>
-            <w:r>
-              <w:t xml:space="preserve"> can see that database</w:t>
+              <w:t>Note:- here db name “sprbatch” is created by root user, hence by default other users cant see those db, Hence we are giving all privileges to user named “mani” for a db/schema named “sprbatch”</w:t>
+            </w:r>
+            <w:r>
+              <w:t xml:space="preserve"> only then mani can see that database</w:t>
             </w:r>
           </w:p>
           <w:p>
             <w:r>
-              <w:t xml:space="preserve">Until u give that privilege </w:t>
-            </w:r>
-            <w:proofErr w:type="spellStart"/>
-            <w:r>
-              <w:t>mani</w:t>
-            </w:r>
-            <w:proofErr w:type="spellEnd"/>
-            <w:r>
-              <w:t xml:space="preserve"> </w:t>
-            </w:r>
-            <w:proofErr w:type="spellStart"/>
-            <w:r>
-              <w:t>cant</w:t>
-            </w:r>
-            <w:proofErr w:type="spellEnd"/>
-            <w:r>
-              <w:t xml:space="preserve"> see that database at all</w:t>
+              <w:t>Until u give that privilege mani cant see that database at all</w:t>
             </w:r>
           </w:p>
         </w:tc>
@@ -6400,23 +5141,7 @@
           </w:tcPr>
           <w:p>
             <w:r>
-              <w:t>GRANT ALL PRIVILEGES ON sprbatch.* TO '</w:t>
-            </w:r>
-            <w:proofErr w:type="spellStart"/>
-            <w:r>
-              <w:t>mani</w:t>
-            </w:r>
-            <w:proofErr w:type="spellEnd"/>
-            <w:r>
-              <w:t>'@'</w:t>
-            </w:r>
-            <w:proofErr w:type="spellStart"/>
-            <w:r>
-              <w:t>localhost</w:t>
-            </w:r>
-            <w:proofErr w:type="spellEnd"/>
-            <w:r>
-              <w:t>'</w:t>
+              <w:t>GRANT ALL PRIVILEGES ON sprbatch.* TO 'mani'@'localhost'</w:t>
             </w:r>
           </w:p>
         </w:tc>
@@ -6438,23 +5163,7 @@
           </w:tcPr>
           <w:p>
             <w:r>
-              <w:t>SHOW GRANTS FOR '</w:t>
-            </w:r>
-            <w:proofErr w:type="spellStart"/>
-            <w:r>
-              <w:t>mani</w:t>
-            </w:r>
-            <w:proofErr w:type="spellEnd"/>
-            <w:r>
-              <w:t>'@'</w:t>
-            </w:r>
-            <w:proofErr w:type="spellStart"/>
-            <w:r>
-              <w:t>localhost</w:t>
-            </w:r>
-            <w:proofErr w:type="spellEnd"/>
-            <w:r>
-              <w:t>';</w:t>
+              <w:t>SHOW GRANTS FOR 'mani'@'localhost';</w:t>
             </w:r>
           </w:p>
         </w:tc>
@@ -6481,10 +5190,35 @@
           </w:p>
         </w:tc>
       </w:tr>
+      <w:tr>
+        <w:tc>
+          <w:tcPr>
+            <w:tcW w:w="7694" w:type="dxa"/>
+          </w:tcPr>
+          <w:p>
+            <w:r>
+              <w:t xml:space="preserve">to switch to a database </w:t>
+            </w:r>
+            <w:r>
+              <w:t>– this is same like mongodb</w:t>
+            </w:r>
+          </w:p>
+        </w:tc>
+        <w:tc>
+          <w:tcPr>
+            <w:tcW w:w="7694" w:type="dxa"/>
+          </w:tcPr>
+          <w:p>
+            <w:r>
+              <w:t>use &lt;database-name&gt;</w:t>
+            </w:r>
+          </w:p>
+        </w:tc>
+      </w:tr>
     </w:tbl>
     <w:p/>
     <w:p>
-      <w:hyperlink r:id="rId7" w:history="1">
+      <w:hyperlink r:id="rId8" w:history="1">
         <w:r>
           <w:rPr>
             <w:rStyle w:val="Hyperlink"/>
@@ -6555,10 +5289,11 @@
           <w:szCs w:val="23"/>
           <w:lang w:eastAsia="en-IN"/>
         </w:rPr>
-        <w:t xml:space="preserve">   </w:t>
-      </w:r>
-      <w:proofErr w:type="gramStart"/>
-      <w:r>
+        <w:t xml:space="preserve">   id INT NOT NULL, </w:t>
+      </w:r>
+    </w:p>
+    <w:p>
+      <w:pPr>
         <w:rPr>
           <w:rFonts w:ascii="inherit" w:eastAsia="Times New Roman" w:hAnsi="inherit" w:cs="Courier New"/>
           <w:color w:val="000000"/>
@@ -6566,9 +5301,7 @@
           <w:szCs w:val="23"/>
           <w:lang w:eastAsia="en-IN"/>
         </w:rPr>
-        <w:t>id</w:t>
-      </w:r>
-      <w:proofErr w:type="gramEnd"/>
+      </w:pPr>
       <w:r>
         <w:rPr>
           <w:rFonts w:ascii="inherit" w:eastAsia="Times New Roman" w:hAnsi="inherit" w:cs="Courier New"/>
@@ -6577,7 +5310,7 @@
           <w:szCs w:val="23"/>
           <w:lang w:eastAsia="en-IN"/>
         </w:rPr>
-        <w:t xml:space="preserve"> INT NOT NULL, </w:t>
+        <w:t xml:space="preserve">   name VARCHAR(50) NOT NULL, </w:t>
       </w:r>
     </w:p>
     <w:p>
@@ -6598,10 +5331,11 @@
           <w:szCs w:val="23"/>
           <w:lang w:eastAsia="en-IN"/>
         </w:rPr>
-        <w:t xml:space="preserve">   </w:t>
-      </w:r>
-      <w:proofErr w:type="gramStart"/>
-      <w:r>
+        <w:t xml:space="preserve">   address VARCHAR(20) NOT NULL</w:t>
+      </w:r>
+    </w:p>
+    <w:p>
+      <w:pPr>
         <w:rPr>
           <w:rFonts w:ascii="inherit" w:eastAsia="Times New Roman" w:hAnsi="inherit" w:cs="Courier New"/>
           <w:color w:val="000000"/>
@@ -6609,9 +5343,7 @@
           <w:szCs w:val="23"/>
           <w:lang w:eastAsia="en-IN"/>
         </w:rPr>
-        <w:t>name</w:t>
-      </w:r>
-      <w:proofErr w:type="gramEnd"/>
+      </w:pPr>
       <w:r>
         <w:rPr>
           <w:rFonts w:ascii="inherit" w:eastAsia="Times New Roman" w:hAnsi="inherit" w:cs="Courier New"/>
@@ -6620,7 +5352,7 @@
           <w:szCs w:val="23"/>
           <w:lang w:eastAsia="en-IN"/>
         </w:rPr>
-        <w:t xml:space="preserve"> VARCHAR(50) NOT NULL, </w:t>
+        <w:t>);</w:t>
       </w:r>
     </w:p>
     <w:p>
@@ -6633,7 +5365,9 @@
           <w:lang w:eastAsia="en-IN"/>
         </w:rPr>
       </w:pPr>
-      <w:r>
+    </w:p>
+    <w:p>
+      <w:pPr>
         <w:rPr>
           <w:rFonts w:ascii="inherit" w:eastAsia="Times New Roman" w:hAnsi="inherit" w:cs="Courier New"/>
           <w:color w:val="000000"/>
@@ -6641,10 +5375,10 @@
           <w:szCs w:val="23"/>
           <w:lang w:eastAsia="en-IN"/>
         </w:rPr>
-        <w:t xml:space="preserve">   </w:t>
-      </w:r>
-      <w:proofErr w:type="gramStart"/>
-      <w:r>
+      </w:pPr>
+    </w:p>
+    <w:p>
+      <w:pPr>
         <w:rPr>
           <w:rFonts w:ascii="inherit" w:eastAsia="Times New Roman" w:hAnsi="inherit" w:cs="Courier New"/>
           <w:color w:val="000000"/>
@@ -6652,72 +5386,6 @@
           <w:szCs w:val="23"/>
           <w:lang w:eastAsia="en-IN"/>
         </w:rPr>
-        <w:t>address</w:t>
-      </w:r>
-      <w:proofErr w:type="gramEnd"/>
-      <w:r>
-        <w:rPr>
-          <w:rFonts w:ascii="inherit" w:eastAsia="Times New Roman" w:hAnsi="inherit" w:cs="Courier New"/>
-          <w:color w:val="000000"/>
-          <w:sz w:val="23"/>
-          <w:szCs w:val="23"/>
-          <w:lang w:eastAsia="en-IN"/>
-        </w:rPr>
-        <w:t xml:space="preserve"> VARCHAR(20) NOT NULL</w:t>
-      </w:r>
-    </w:p>
-    <w:p>
-      <w:pPr>
-        <w:rPr>
-          <w:rFonts w:ascii="inherit" w:eastAsia="Times New Roman" w:hAnsi="inherit" w:cs="Courier New"/>
-          <w:color w:val="000000"/>
-          <w:sz w:val="23"/>
-          <w:szCs w:val="23"/>
-          <w:lang w:eastAsia="en-IN"/>
-        </w:rPr>
-      </w:pPr>
-      <w:r>
-        <w:rPr>
-          <w:rFonts w:ascii="inherit" w:eastAsia="Times New Roman" w:hAnsi="inherit" w:cs="Courier New"/>
-          <w:color w:val="000000"/>
-          <w:sz w:val="23"/>
-          <w:szCs w:val="23"/>
-          <w:lang w:eastAsia="en-IN"/>
-        </w:rPr>
-        <w:t>);</w:t>
-      </w:r>
-    </w:p>
-    <w:p>
-      <w:pPr>
-        <w:rPr>
-          <w:rFonts w:ascii="inherit" w:eastAsia="Times New Roman" w:hAnsi="inherit" w:cs="Courier New"/>
-          <w:color w:val="000000"/>
-          <w:sz w:val="23"/>
-          <w:szCs w:val="23"/>
-          <w:lang w:eastAsia="en-IN"/>
-        </w:rPr>
-      </w:pPr>
-    </w:p>
-    <w:p>
-      <w:pPr>
-        <w:rPr>
-          <w:rFonts w:ascii="inherit" w:eastAsia="Times New Roman" w:hAnsi="inherit" w:cs="Courier New"/>
-          <w:color w:val="000000"/>
-          <w:sz w:val="23"/>
-          <w:szCs w:val="23"/>
-          <w:lang w:eastAsia="en-IN"/>
-        </w:rPr>
-      </w:pPr>
-    </w:p>
-    <w:p>
-      <w:pPr>
-        <w:rPr>
-          <w:rFonts w:ascii="inherit" w:eastAsia="Times New Roman" w:hAnsi="inherit" w:cs="Courier New"/>
-          <w:color w:val="000000"/>
-          <w:sz w:val="23"/>
-          <w:szCs w:val="23"/>
-          <w:lang w:eastAsia="en-IN"/>
-        </w:rPr>
       </w:pPr>
     </w:p>
     <w:p>
@@ -6728,21 +5396,12 @@
           <w:lang w:eastAsia="en-IN"/>
         </w:rPr>
       </w:pPr>
-      <w:proofErr w:type="spellStart"/>
       <w:r>
         <w:rPr>
           <w:rFonts w:eastAsia="Times New Roman"/>
           <w:lang w:eastAsia="en-IN"/>
         </w:rPr>
-        <w:t>Mysql</w:t>
-      </w:r>
-      <w:proofErr w:type="spellEnd"/>
-      <w:r>
-        <w:rPr>
-          <w:rFonts w:eastAsia="Times New Roman"/>
-          <w:lang w:eastAsia="en-IN"/>
-        </w:rPr>
-        <w:t xml:space="preserve"> properties</w:t>
+        <w:t>Mysql properties</w:t>
       </w:r>
     </w:p>
     <w:p>
@@ -6815,7 +5474,6 @@
         </w:rPr>
         <w:br/>
       </w:r>
-      <w:proofErr w:type="spellStart"/>
       <w:r>
         <w:rPr>
           <w:rFonts w:ascii="Gill Sans MT" w:eastAsia="Times New Roman" w:hAnsi="Gill Sans MT" w:cs="Courier New"/>
@@ -6824,9 +5482,38 @@
           <w:szCs w:val="20"/>
           <w:lang w:eastAsia="en-IN"/>
         </w:rPr>
-        <w:t>spring.datasource.driver</w:t>
-      </w:r>
-      <w:proofErr w:type="spellEnd"/>
+        <w:t>spring.datasource.driver-class-name</w:t>
+      </w:r>
+      <w:r>
+        <w:rPr>
+          <w:rFonts w:ascii="Gill Sans MT" w:eastAsia="Times New Roman" w:hAnsi="Gill Sans MT" w:cs="Courier New"/>
+          <w:color w:val="080808"/>
+          <w:sz w:val="32"/>
+          <w:szCs w:val="20"/>
+          <w:lang w:eastAsia="en-IN"/>
+        </w:rPr>
+        <w:t>=</w:t>
+      </w:r>
+      <w:r>
+        <w:rPr>
+          <w:rFonts w:ascii="Gill Sans MT" w:eastAsia="Times New Roman" w:hAnsi="Gill Sans MT" w:cs="Courier New"/>
+          <w:color w:val="067D17"/>
+          <w:sz w:val="32"/>
+          <w:szCs w:val="20"/>
+          <w:lang w:eastAsia="en-IN"/>
+        </w:rPr>
+        <w:t>com.mysql.cj.jdbc.Driver</w:t>
+      </w:r>
+      <w:r>
+        <w:rPr>
+          <w:rFonts w:ascii="Gill Sans MT" w:eastAsia="Times New Roman" w:hAnsi="Gill Sans MT" w:cs="Courier New"/>
+          <w:color w:val="067D17"/>
+          <w:sz w:val="32"/>
+          <w:szCs w:val="20"/>
+          <w:lang w:eastAsia="en-IN"/>
+        </w:rPr>
+        <w:br/>
+      </w:r>
       <w:r>
         <w:rPr>
           <w:rFonts w:ascii="Gill Sans MT" w:eastAsia="Times New Roman" w:hAnsi="Gill Sans MT" w:cs="Courier New"/>
@@ -6835,7 +5522,7 @@
           <w:szCs w:val="20"/>
           <w:lang w:eastAsia="en-IN"/>
         </w:rPr>
-        <w:t>-class-name</w:t>
+        <w:t>spring.datasource.username</w:t>
       </w:r>
       <w:r>
         <w:rPr>
@@ -6847,7 +5534,6 @@
         </w:rPr>
         <w:t>=</w:t>
       </w:r>
-      <w:proofErr w:type="spellStart"/>
       <w:r>
         <w:rPr>
           <w:rFonts w:ascii="Gill Sans MT" w:eastAsia="Times New Roman" w:hAnsi="Gill Sans MT" w:cs="Courier New"/>
@@ -6856,9 +5542,8 @@
           <w:szCs w:val="20"/>
           <w:lang w:eastAsia="en-IN"/>
         </w:rPr>
-        <w:t>com.mysql.cj.jdbc.Driver</w:t>
-      </w:r>
-      <w:proofErr w:type="spellEnd"/>
+        <w:t>manideep</w:t>
+      </w:r>
       <w:r>
         <w:rPr>
           <w:rFonts w:ascii="Gill Sans MT" w:eastAsia="Times New Roman" w:hAnsi="Gill Sans MT" w:cs="Courier New"/>
@@ -6869,7 +5554,6 @@
         </w:rPr>
         <w:br/>
       </w:r>
-      <w:proofErr w:type="spellStart"/>
       <w:r>
         <w:rPr>
           <w:rFonts w:ascii="Gill Sans MT" w:eastAsia="Times New Roman" w:hAnsi="Gill Sans MT" w:cs="Courier New"/>
@@ -6878,9 +5562,8 @@
           <w:szCs w:val="20"/>
           <w:lang w:eastAsia="en-IN"/>
         </w:rPr>
-        <w:t>spring.datasource.username</w:t>
-      </w:r>
-      <w:proofErr w:type="spellEnd"/>
+        <w:t>spring.datasource.password</w:t>
+      </w:r>
       <w:r>
         <w:rPr>
           <w:rFonts w:ascii="Gill Sans MT" w:eastAsia="Times New Roman" w:hAnsi="Gill Sans MT" w:cs="Courier New"/>
@@ -6891,7 +5574,6 @@
         </w:rPr>
         <w:t>=</w:t>
       </w:r>
-      <w:proofErr w:type="spellStart"/>
       <w:r>
         <w:rPr>
           <w:rFonts w:ascii="Gill Sans MT" w:eastAsia="Times New Roman" w:hAnsi="Gill Sans MT" w:cs="Courier New"/>
@@ -6900,9 +5582,8 @@
           <w:szCs w:val="20"/>
           <w:lang w:eastAsia="en-IN"/>
         </w:rPr>
-        <w:t>manideep</w:t>
-      </w:r>
-      <w:proofErr w:type="spellEnd"/>
+        <w:t>MANIDEEP</w:t>
+      </w:r>
       <w:r>
         <w:rPr>
           <w:rFonts w:ascii="Gill Sans MT" w:eastAsia="Times New Roman" w:hAnsi="Gill Sans MT" w:cs="Courier New"/>
@@ -6913,7 +5594,6 @@
         </w:rPr>
         <w:br/>
       </w:r>
-      <w:proofErr w:type="spellStart"/>
       <w:r>
         <w:rPr>
           <w:rFonts w:ascii="Gill Sans MT" w:eastAsia="Times New Roman" w:hAnsi="Gill Sans MT" w:cs="Courier New"/>
@@ -6922,9 +5602,8 @@
           <w:szCs w:val="20"/>
           <w:lang w:eastAsia="en-IN"/>
         </w:rPr>
-        <w:t>spring.datasource.password</w:t>
-      </w:r>
-      <w:proofErr w:type="spellEnd"/>
+        <w:t>spring.jpa.show-sql</w:t>
+      </w:r>
       <w:r>
         <w:rPr>
           <w:rFonts w:ascii="Gill Sans MT" w:eastAsia="Times New Roman" w:hAnsi="Gill Sans MT" w:cs="Courier New"/>
@@ -6943,7 +5622,7 @@
           <w:szCs w:val="20"/>
           <w:lang w:eastAsia="en-IN"/>
         </w:rPr>
-        <w:t>MANIDEEP</w:t>
+        <w:t>true</w:t>
       </w:r>
       <w:r>
         <w:rPr>
@@ -6955,7 +5634,6 @@
         </w:rPr>
         <w:br/>
       </w:r>
-      <w:proofErr w:type="spellStart"/>
       <w:r>
         <w:rPr>
           <w:rFonts w:ascii="Gill Sans MT" w:eastAsia="Times New Roman" w:hAnsi="Gill Sans MT" w:cs="Courier New"/>
@@ -6964,9 +5642,8 @@
           <w:szCs w:val="20"/>
           <w:lang w:eastAsia="en-IN"/>
         </w:rPr>
-        <w:t>spring.jpa.show-sql</w:t>
-      </w:r>
-      <w:proofErr w:type="spellEnd"/>
+        <w:t>spring.jpa.hibernate.ddl-auto</w:t>
+      </w:r>
       <w:r>
         <w:rPr>
           <w:rFonts w:ascii="Gill Sans MT" w:eastAsia="Times New Roman" w:hAnsi="Gill Sans MT" w:cs="Courier New"/>
@@ -6985,7 +5662,7 @@
           <w:szCs w:val="20"/>
           <w:lang w:eastAsia="en-IN"/>
         </w:rPr>
-        <w:t>true</w:t>
+        <w:t>create</w:t>
       </w:r>
       <w:r>
         <w:rPr>
@@ -6997,7 +5674,6 @@
         </w:rPr>
         <w:br/>
       </w:r>
-      <w:proofErr w:type="spellStart"/>
       <w:r>
         <w:rPr>
           <w:rFonts w:ascii="Gill Sans MT" w:eastAsia="Times New Roman" w:hAnsi="Gill Sans MT" w:cs="Courier New"/>
@@ -7006,9 +5682,38 @@
           <w:szCs w:val="20"/>
           <w:lang w:eastAsia="en-IN"/>
         </w:rPr>
-        <w:t>spring.jpa.hibernate.ddl</w:t>
-      </w:r>
-      <w:proofErr w:type="spellEnd"/>
+        <w:t xml:space="preserve">spring.jpa.properties.hibernate.dialect </w:t>
+      </w:r>
+      <w:r>
+        <w:rPr>
+          <w:rFonts w:ascii="Gill Sans MT" w:eastAsia="Times New Roman" w:hAnsi="Gill Sans MT" w:cs="Courier New"/>
+          <w:color w:val="080808"/>
+          <w:sz w:val="32"/>
+          <w:szCs w:val="20"/>
+          <w:lang w:eastAsia="en-IN"/>
+        </w:rPr>
+        <w:t xml:space="preserve">= </w:t>
+      </w:r>
+      <w:r>
+        <w:rPr>
+          <w:rFonts w:ascii="Gill Sans MT" w:eastAsia="Times New Roman" w:hAnsi="Gill Sans MT" w:cs="Courier New"/>
+          <w:color w:val="067D17"/>
+          <w:sz w:val="32"/>
+          <w:szCs w:val="20"/>
+          <w:lang w:eastAsia="en-IN"/>
+        </w:rPr>
+        <w:t>org.hibernate.dialect.MySQL8Dialect</w:t>
+      </w:r>
+      <w:r>
+        <w:rPr>
+          <w:rFonts w:ascii="Gill Sans MT" w:eastAsia="Times New Roman" w:hAnsi="Gill Sans MT" w:cs="Courier New"/>
+          <w:color w:val="067D17"/>
+          <w:sz w:val="32"/>
+          <w:szCs w:val="20"/>
+          <w:lang w:eastAsia="en-IN"/>
+        </w:rPr>
+        <w:br/>
+      </w:r>
       <w:r>
         <w:rPr>
           <w:rFonts w:ascii="Gill Sans MT" w:eastAsia="Times New Roman" w:hAnsi="Gill Sans MT" w:cs="Courier New"/>
@@ -7017,111 +5722,7 @@
           <w:szCs w:val="20"/>
           <w:lang w:eastAsia="en-IN"/>
         </w:rPr>
-        <w:t>-auto</w:t>
-      </w:r>
-      <w:r>
-        <w:rPr>
-          <w:rFonts w:ascii="Gill Sans MT" w:eastAsia="Times New Roman" w:hAnsi="Gill Sans MT" w:cs="Courier New"/>
-          <w:color w:val="080808"/>
-          <w:sz w:val="32"/>
-          <w:szCs w:val="20"/>
-          <w:lang w:eastAsia="en-IN"/>
-        </w:rPr>
-        <w:t>=</w:t>
-      </w:r>
-      <w:r>
-        <w:rPr>
-          <w:rFonts w:ascii="Gill Sans MT" w:eastAsia="Times New Roman" w:hAnsi="Gill Sans MT" w:cs="Courier New"/>
-          <w:color w:val="067D17"/>
-          <w:sz w:val="32"/>
-          <w:szCs w:val="20"/>
-          <w:lang w:eastAsia="en-IN"/>
-        </w:rPr>
-        <w:t>create</w:t>
-      </w:r>
-      <w:r>
-        <w:rPr>
-          <w:rFonts w:ascii="Gill Sans MT" w:eastAsia="Times New Roman" w:hAnsi="Gill Sans MT" w:cs="Courier New"/>
-          <w:color w:val="067D17"/>
-          <w:sz w:val="32"/>
-          <w:szCs w:val="20"/>
-          <w:lang w:eastAsia="en-IN"/>
-        </w:rPr>
-        <w:br/>
-      </w:r>
-      <w:proofErr w:type="spellStart"/>
-      <w:r>
-        <w:rPr>
-          <w:rFonts w:ascii="Gill Sans MT" w:eastAsia="Times New Roman" w:hAnsi="Gill Sans MT" w:cs="Courier New"/>
-          <w:color w:val="083080"/>
-          <w:sz w:val="32"/>
-          <w:szCs w:val="20"/>
-          <w:lang w:eastAsia="en-IN"/>
-        </w:rPr>
-        <w:t>spring.jpa.properties.hibernate.dialect</w:t>
-      </w:r>
-      <w:proofErr w:type="spellEnd"/>
-      <w:r>
-        <w:rPr>
-          <w:rFonts w:ascii="Gill Sans MT" w:eastAsia="Times New Roman" w:hAnsi="Gill Sans MT" w:cs="Courier New"/>
-          <w:color w:val="083080"/>
-          <w:sz w:val="32"/>
-          <w:szCs w:val="20"/>
-          <w:lang w:eastAsia="en-IN"/>
-        </w:rPr>
-        <w:t xml:space="preserve"> </w:t>
-      </w:r>
-      <w:r>
-        <w:rPr>
-          <w:rFonts w:ascii="Gill Sans MT" w:eastAsia="Times New Roman" w:hAnsi="Gill Sans MT" w:cs="Courier New"/>
-          <w:color w:val="080808"/>
-          <w:sz w:val="32"/>
-          <w:szCs w:val="20"/>
-          <w:lang w:eastAsia="en-IN"/>
-        </w:rPr>
-        <w:t xml:space="preserve">= </w:t>
-      </w:r>
-      <w:r>
-        <w:rPr>
-          <w:rFonts w:ascii="Gill Sans MT" w:eastAsia="Times New Roman" w:hAnsi="Gill Sans MT" w:cs="Courier New"/>
-          <w:color w:val="067D17"/>
-          <w:sz w:val="32"/>
-          <w:szCs w:val="20"/>
-          <w:lang w:eastAsia="en-IN"/>
-        </w:rPr>
-        <w:t>org.hibernate.dialect.MySQL8Dialect</w:t>
-      </w:r>
-      <w:r>
-        <w:rPr>
-          <w:rFonts w:ascii="Gill Sans MT" w:eastAsia="Times New Roman" w:hAnsi="Gill Sans MT" w:cs="Courier New"/>
-          <w:color w:val="067D17"/>
-          <w:sz w:val="32"/>
-          <w:szCs w:val="20"/>
-          <w:lang w:eastAsia="en-IN"/>
-        </w:rPr>
-        <w:br/>
-      </w:r>
-      <w:proofErr w:type="spellStart"/>
-      <w:r>
-        <w:rPr>
-          <w:rFonts w:ascii="Gill Sans MT" w:eastAsia="Times New Roman" w:hAnsi="Gill Sans MT" w:cs="Courier New"/>
-          <w:color w:val="083080"/>
-          <w:sz w:val="32"/>
-          <w:szCs w:val="20"/>
-          <w:lang w:eastAsia="en-IN"/>
-        </w:rPr>
-        <w:t>spring.jpa.databse</w:t>
-      </w:r>
-      <w:proofErr w:type="spellEnd"/>
-      <w:r>
-        <w:rPr>
-          <w:rFonts w:ascii="Gill Sans MT" w:eastAsia="Times New Roman" w:hAnsi="Gill Sans MT" w:cs="Courier New"/>
-          <w:color w:val="083080"/>
-          <w:sz w:val="32"/>
-          <w:szCs w:val="20"/>
-          <w:lang w:eastAsia="en-IN"/>
-        </w:rPr>
-        <w:t xml:space="preserve">-platform </w:t>
+        <w:t xml:space="preserve">spring.jpa.databse-platform </w:t>
       </w:r>
       <w:r>
         <w:rPr>

--- a/13.misc concepts/DB-related configh2,mysql install.docx
+++ b/13.misc concepts/DB-related configh2,mysql install.docx
@@ -1660,14 +1660,27 @@
         <w:t>Install my sql</w:t>
       </w:r>
       <w:r>
-        <w:t xml:space="preserve"> – always </w:t>
+        <w:t xml:space="preserve"> </w:t>
+      </w:r>
+      <w:r>
+        <w:t xml:space="preserve">&amp; UN install </w:t>
+      </w:r>
+      <w:r>
+        <w:t xml:space="preserve">– always </w:t>
       </w:r>
     </w:p>
     <w:p>
       <w:r>
         <w:t xml:space="preserve">Always download installer and run the installer </w:t>
       </w:r>
-    </w:p>
+      <w:r>
+        <w:t>to install the  mysql database</w:t>
+      </w:r>
+      <w:bookmarkStart w:id="0" w:name="_GoBack"/>
+      <w:bookmarkEnd w:id="0"/>
+    </w:p>
+    <w:p/>
+    <w:p/>
     <w:p/>
     <w:tbl>
       <w:tblPr>
@@ -1679,6 +1692,194 @@
         <w:gridCol w:w="11515"/>
         <w:gridCol w:w="11515"/>
       </w:tblGrid>
+      <w:tr>
+        <w:tc>
+          <w:tcPr>
+            <w:tcW w:w="11515" w:type="dxa"/>
+          </w:tcPr>
+          <w:p>
+            <w:pPr>
+              <w:rPr>
+                <w:noProof/>
+                <w:lang w:eastAsia="en-IN" w:bidi="te-IN"/>
+              </w:rPr>
+            </w:pPr>
+            <w:r>
+              <w:rPr>
+                <w:noProof/>
+                <w:lang w:eastAsia="en-IN" w:bidi="te-IN"/>
+              </w:rPr>
+              <w:t>to uninstall</w:t>
+            </w:r>
+          </w:p>
+        </w:tc>
+        <w:tc>
+          <w:tcPr>
+            <w:tcW w:w="11515" w:type="dxa"/>
+          </w:tcPr>
+          <w:p>
+            <w:pPr>
+              <w:pStyle w:val="Heading2"/>
+              <w:outlineLvl w:val="1"/>
+            </w:pPr>
+            <w:r>
+              <w:t xml:space="preserve">Method 1: Uninstall using </w:t>
+            </w:r>
+            <w:r>
+              <w:rPr>
+                <w:rStyle w:val="Strong"/>
+                <w:b w:val="0"/>
+                <w:bCs w:val="0"/>
+              </w:rPr>
+              <w:t>MySQL Installer</w:t>
+            </w:r>
+            <w:r>
+              <w:t xml:space="preserve"> (Recommended)</w:t>
+            </w:r>
+          </w:p>
+          <w:p>
+            <w:pPr>
+              <w:pStyle w:val="NormalWeb"/>
+            </w:pPr>
+            <w:r>
+              <w:t xml:space="preserve">If you installed MySQL using </w:t>
+            </w:r>
+            <w:r>
+              <w:rPr>
+                <w:rStyle w:val="Strong"/>
+              </w:rPr>
+              <w:t>MySQL Installer</w:t>
+            </w:r>
+            <w:r>
+              <w:t>, do this first.</w:t>
+            </w:r>
+          </w:p>
+          <w:p>
+            <w:pPr>
+              <w:pStyle w:val="NormalWeb"/>
+              <w:numPr>
+                <w:ilvl w:val="0"/>
+                <w:numId w:val="3"/>
+              </w:numPr>
+            </w:pPr>
+            <w:r>
+              <w:t xml:space="preserve">Press </w:t>
+            </w:r>
+            <w:r>
+              <w:rPr>
+                <w:rStyle w:val="Strong"/>
+              </w:rPr>
+              <w:t>Windows + S</w:t>
+            </w:r>
+            <w:r>
+              <w:t xml:space="preserve"> → search </w:t>
+            </w:r>
+            <w:r>
+              <w:rPr>
+                <w:rStyle w:val="Strong"/>
+              </w:rPr>
+              <w:t>MySQL Installer</w:t>
+            </w:r>
+            <w:r>
+              <w:t xml:space="preserve"> → open it</w:t>
+            </w:r>
+          </w:p>
+          <w:p>
+            <w:pPr>
+              <w:pStyle w:val="NormalWeb"/>
+              <w:numPr>
+                <w:ilvl w:val="0"/>
+                <w:numId w:val="3"/>
+              </w:numPr>
+            </w:pPr>
+            <w:r>
+              <w:t xml:space="preserve">Click </w:t>
+            </w:r>
+            <w:r>
+              <w:rPr>
+                <w:rStyle w:val="Strong"/>
+              </w:rPr>
+              <w:t>Remove</w:t>
+            </w:r>
+          </w:p>
+          <w:p>
+            <w:pPr>
+              <w:pStyle w:val="NormalWeb"/>
+              <w:numPr>
+                <w:ilvl w:val="0"/>
+                <w:numId w:val="3"/>
+              </w:numPr>
+            </w:pPr>
+            <w:r>
+              <w:t xml:space="preserve">Select </w:t>
+            </w:r>
+            <w:r>
+              <w:rPr>
+                <w:rStyle w:val="Strong"/>
+              </w:rPr>
+              <w:t>MySQL Server</w:t>
+            </w:r>
+            <w:r>
+              <w:t xml:space="preserve">, </w:t>
+            </w:r>
+            <w:r>
+              <w:rPr>
+                <w:rStyle w:val="Strong"/>
+              </w:rPr>
+              <w:t>Workbench</w:t>
+            </w:r>
+            <w:r>
+              <w:t xml:space="preserve">, </w:t>
+            </w:r>
+            <w:r>
+              <w:rPr>
+                <w:rStyle w:val="Strong"/>
+              </w:rPr>
+              <w:t>Shell</w:t>
+            </w:r>
+            <w:r>
+              <w:t>, and any other MySQL products</w:t>
+            </w:r>
+          </w:p>
+          <w:p>
+            <w:pPr>
+              <w:pStyle w:val="NormalWeb"/>
+              <w:numPr>
+                <w:ilvl w:val="0"/>
+                <w:numId w:val="3"/>
+              </w:numPr>
+            </w:pPr>
+            <w:r>
+              <w:t xml:space="preserve">Click </w:t>
+            </w:r>
+            <w:r>
+              <w:rPr>
+                <w:rStyle w:val="Strong"/>
+              </w:rPr>
+              <w:t>Execute</w:t>
+            </w:r>
+          </w:p>
+          <w:p>
+            <w:pPr>
+              <w:pStyle w:val="NormalWeb"/>
+              <w:numPr>
+                <w:ilvl w:val="0"/>
+                <w:numId w:val="3"/>
+              </w:numPr>
+            </w:pPr>
+            <w:r>
+              <w:t xml:space="preserve">Finish the uninstall and </w:t>
+            </w:r>
+            <w:r>
+              <w:rPr>
+                <w:rStyle w:val="Strong"/>
+              </w:rPr>
+              <w:t>restart your PC</w:t>
+            </w:r>
+          </w:p>
+          <w:p/>
+        </w:tc>
+      </w:tr>
       <w:tr>
         <w:tc>
           <w:tcPr>
@@ -1751,6 +1952,7 @@
           <w:noProof/>
           <w:lang w:eastAsia="en-IN" w:bidi="te-IN"/>
         </w:rPr>
+        <w:lastRenderedPageBreak/>
         <w:drawing>
           <wp:inline distT="0" distB="0" distL="0" distR="0" wp14:anchorId="43127D28" wp14:editId="2D788A9F">
             <wp:extent cx="9777730" cy="4467860"/>
@@ -2358,6 +2560,7 @@
               <w:rPr>
                 <w:color w:val="0F92E3"/>
               </w:rPr>
+              <w:lastRenderedPageBreak/>
               <w:br/>
             </w:r>
             <w:r>
@@ -2962,6 +3165,7 @@
               <w:rPr>
                 <w:color w:val="13A78C"/>
               </w:rPr>
+              <w:lastRenderedPageBreak/>
               <w:t xml:space="preserve">public </w:t>
             </w:r>
             <w:r>
@@ -3125,6 +3329,12 @@
                 <w:color w:val="4D4D4A"/>
               </w:rPr>
               <w:br/>
+            </w:r>
+            <w:r>
+              <w:rPr>
+                <w:color w:val="4D4D4A"/>
+              </w:rPr>
+              <w:lastRenderedPageBreak/>
               <w:t xml:space="preserve">    </w:t>
             </w:r>
             <w:r>
@@ -3460,7 +3670,6 @@
           <w:szCs w:val="20"/>
           <w:lang w:eastAsia="en-IN"/>
         </w:rPr>
-        <w:lastRenderedPageBreak/>
         <w:t>spring.old-datasource.password</w:t>
       </w:r>
       <w:r>
@@ -4506,6 +4715,7 @@
           <w:szCs w:val="23"/>
           <w:lang w:eastAsia="en-IN"/>
         </w:rPr>
+        <w:lastRenderedPageBreak/>
         <w:t>app.datasource.jdbc-url</w:t>
       </w:r>
       <w:r>
@@ -5048,7 +5258,6 @@
           </w:tcPr>
           <w:p>
             <w:r>
-              <w:lastRenderedPageBreak/>
               <w:t>To see database list</w:t>
             </w:r>
           </w:p>
@@ -5071,8 +5280,6 @@
             <w:r>
               <w:t>show tables</w:t>
             </w:r>
-            <w:bookmarkStart w:id="0" w:name="_GoBack"/>
-            <w:bookmarkEnd w:id="0"/>
           </w:p>
         </w:tc>
       </w:tr>
@@ -5352,6 +5559,7 @@
           <w:szCs w:val="23"/>
           <w:lang w:eastAsia="en-IN"/>
         </w:rPr>
+        <w:lastRenderedPageBreak/>
         <w:t>);</w:t>
       </w:r>
     </w:p>
@@ -5942,11 +6150,127 @@
       </w:pPr>
     </w:lvl>
   </w:abstractNum>
+  <w:abstractNum w:abstractNumId="2">
+    <w:nsid w:val="617E6464"/>
+    <w:multiLevelType w:val="multilevel"/>
+    <w:tmpl w:val="4F90BE90"/>
+    <w:lvl w:ilvl="0">
+      <w:start w:val="1"/>
+      <w:numFmt w:val="decimal"/>
+      <w:lvlText w:val="%1."/>
+      <w:lvlJc w:val="left"/>
+      <w:pPr>
+        <w:tabs>
+          <w:tab w:val="num" w:pos="720"/>
+        </w:tabs>
+        <w:ind w:left="720" w:hanging="360"/>
+      </w:pPr>
+    </w:lvl>
+    <w:lvl w:ilvl="1" w:tentative="1">
+      <w:start w:val="1"/>
+      <w:numFmt w:val="decimal"/>
+      <w:lvlText w:val="%2."/>
+      <w:lvlJc w:val="left"/>
+      <w:pPr>
+        <w:tabs>
+          <w:tab w:val="num" w:pos="1440"/>
+        </w:tabs>
+        <w:ind w:left="1440" w:hanging="360"/>
+      </w:pPr>
+    </w:lvl>
+    <w:lvl w:ilvl="2" w:tentative="1">
+      <w:start w:val="1"/>
+      <w:numFmt w:val="decimal"/>
+      <w:lvlText w:val="%3."/>
+      <w:lvlJc w:val="left"/>
+      <w:pPr>
+        <w:tabs>
+          <w:tab w:val="num" w:pos="2160"/>
+        </w:tabs>
+        <w:ind w:left="2160" w:hanging="360"/>
+      </w:pPr>
+    </w:lvl>
+    <w:lvl w:ilvl="3" w:tentative="1">
+      <w:start w:val="1"/>
+      <w:numFmt w:val="decimal"/>
+      <w:lvlText w:val="%4."/>
+      <w:lvlJc w:val="left"/>
+      <w:pPr>
+        <w:tabs>
+          <w:tab w:val="num" w:pos="2880"/>
+        </w:tabs>
+        <w:ind w:left="2880" w:hanging="360"/>
+      </w:pPr>
+    </w:lvl>
+    <w:lvl w:ilvl="4" w:tentative="1">
+      <w:start w:val="1"/>
+      <w:numFmt w:val="decimal"/>
+      <w:lvlText w:val="%5."/>
+      <w:lvlJc w:val="left"/>
+      <w:pPr>
+        <w:tabs>
+          <w:tab w:val="num" w:pos="3600"/>
+        </w:tabs>
+        <w:ind w:left="3600" w:hanging="360"/>
+      </w:pPr>
+    </w:lvl>
+    <w:lvl w:ilvl="5" w:tentative="1">
+      <w:start w:val="1"/>
+      <w:numFmt w:val="decimal"/>
+      <w:lvlText w:val="%6."/>
+      <w:lvlJc w:val="left"/>
+      <w:pPr>
+        <w:tabs>
+          <w:tab w:val="num" w:pos="4320"/>
+        </w:tabs>
+        <w:ind w:left="4320" w:hanging="360"/>
+      </w:pPr>
+    </w:lvl>
+    <w:lvl w:ilvl="6" w:tentative="1">
+      <w:start w:val="1"/>
+      <w:numFmt w:val="decimal"/>
+      <w:lvlText w:val="%7."/>
+      <w:lvlJc w:val="left"/>
+      <w:pPr>
+        <w:tabs>
+          <w:tab w:val="num" w:pos="5040"/>
+        </w:tabs>
+        <w:ind w:left="5040" w:hanging="360"/>
+      </w:pPr>
+    </w:lvl>
+    <w:lvl w:ilvl="7" w:tentative="1">
+      <w:start w:val="1"/>
+      <w:numFmt w:val="decimal"/>
+      <w:lvlText w:val="%8."/>
+      <w:lvlJc w:val="left"/>
+      <w:pPr>
+        <w:tabs>
+          <w:tab w:val="num" w:pos="5760"/>
+        </w:tabs>
+        <w:ind w:left="5760" w:hanging="360"/>
+      </w:pPr>
+    </w:lvl>
+    <w:lvl w:ilvl="8" w:tentative="1">
+      <w:start w:val="1"/>
+      <w:numFmt w:val="decimal"/>
+      <w:lvlText w:val="%9."/>
+      <w:lvlJc w:val="left"/>
+      <w:pPr>
+        <w:tabs>
+          <w:tab w:val="num" w:pos="6480"/>
+        </w:tabs>
+        <w:ind w:left="6480" w:hanging="360"/>
+      </w:pPr>
+    </w:lvl>
+  </w:abstractNum>
   <w:num w:numId="1">
     <w:abstractNumId w:val="0"/>
   </w:num>
   <w:num w:numId="2">
     <w:abstractNumId w:val="1"/>
+  </w:num>
+  <w:num w:numId="3">
+    <w:abstractNumId w:val="2"/>
   </w:num>
 </w:numbering>
 </file>
@@ -6579,6 +6903,17 @@
       <w:lang w:eastAsia="en-IN"/>
     </w:rPr>
   </w:style>
+  <w:style w:type="character" w:styleId="Strong">
+    <w:name w:val="Strong"/>
+    <w:basedOn w:val="DefaultParagraphFont"/>
+    <w:uiPriority w:val="22"/>
+    <w:qFormat/>
+    <w:rsid w:val="00983E7B"/>
+    <w:rPr>
+      <w:b/>
+      <w:bCs/>
+    </w:rPr>
+  </w:style>
 </w:styles>
 </file>
 
